--- a/explication.docx
+++ b/explication.docx
@@ -118,7 +118,7 @@
     <w:p>
       <w:r>
         <w:pict w14:anchorId="49D8C9E5">
-          <v:rect id="_x0000_i1115" style="width:0;height:1.5pt" o:hralign="center" o:hrstd="t" o:hr="t" fillcolor="#a0a0a0" stroked="f"/>
+          <v:rect id="_x0000_i1025" style="width:0;height:1.5pt" o:hralign="center" o:hrstd="t" o:hr="t" fillcolor="#a0a0a0" stroked="f"/>
         </w:pict>
       </w:r>
     </w:p>
@@ -328,7 +328,7 @@
     <w:p>
       <w:r>
         <w:pict w14:anchorId="1CC62864">
-          <v:rect id="_x0000_i1116" style="width:0;height:1.5pt" o:hralign="center" o:hrstd="t" o:hr="t" fillcolor="#a0a0a0" stroked="f"/>
+          <v:rect id="_x0000_i1026" style="width:0;height:1.5pt" o:hralign="center" o:hrstd="t" o:hr="t" fillcolor="#a0a0a0" stroked="f"/>
         </w:pict>
       </w:r>
     </w:p>
@@ -558,7 +558,7 @@
     <w:p>
       <w:r>
         <w:pict w14:anchorId="790841C4">
-          <v:rect id="_x0000_i1117" style="width:0;height:1.5pt" o:hralign="center" o:hrstd="t" o:hr="t" fillcolor="#a0a0a0" stroked="f"/>
+          <v:rect id="_x0000_i1027" style="width:0;height:1.5pt" o:hralign="center" o:hrstd="t" o:hr="t" fillcolor="#a0a0a0" stroked="f"/>
         </w:pict>
       </w:r>
     </w:p>
@@ -830,7 +830,7 @@
     <w:p>
       <w:r>
         <w:pict w14:anchorId="4CCFFA4F">
-          <v:rect id="_x0000_i1118" style="width:0;height:1.5pt" o:hralign="center" o:hrstd="t" o:hr="t" fillcolor="#a0a0a0" stroked="f"/>
+          <v:rect id="_x0000_i1028" style="width:0;height:1.5pt" o:hralign="center" o:hrstd="t" o:hr="t" fillcolor="#a0a0a0" stroked="f"/>
         </w:pict>
       </w:r>
     </w:p>
@@ -899,7 +899,7 @@
     <w:p>
       <w:r>
         <w:pict w14:anchorId="61C27726">
-          <v:rect id="_x0000_i1119" style="width:0;height:1.5pt" o:hralign="center" o:hrstd="t" o:hr="t" fillcolor="#a0a0a0" stroked="f"/>
+          <v:rect id="_x0000_i1029" style="width:0;height:1.5pt" o:hralign="center" o:hrstd="t" o:hr="t" fillcolor="#a0a0a0" stroked="f"/>
         </w:pict>
       </w:r>
     </w:p>
@@ -1066,7 +1066,7 @@
     <w:p>
       <w:r>
         <w:pict w14:anchorId="7C61CD75">
-          <v:rect id="_x0000_i1120" style="width:0;height:1.5pt" o:hralign="center" o:hrstd="t" o:hr="t" fillcolor="#a0a0a0" stroked="f"/>
+          <v:rect id="_x0000_i1030" style="width:0;height:1.5pt" o:hralign="center" o:hrstd="t" o:hr="t" fillcolor="#a0a0a0" stroked="f"/>
         </w:pict>
       </w:r>
     </w:p>
@@ -1203,7 +1203,7 @@
     <w:p>
       <w:r>
         <w:pict w14:anchorId="4F140DD8">
-          <v:rect id="_x0000_i1121" style="width:0;height:1.5pt" o:hralign="center" o:hrstd="t" o:hr="t" fillcolor="#a0a0a0" stroked="f"/>
+          <v:rect id="_x0000_i1031" style="width:0;height:1.5pt" o:hralign="center" o:hrstd="t" o:hr="t" fillcolor="#a0a0a0" stroked="f"/>
         </w:pict>
       </w:r>
     </w:p>
@@ -1398,7 +1398,7 @@
     <w:p>
       <w:r>
         <w:pict w14:anchorId="4F63F98D">
-          <v:rect id="_x0000_i1122" style="width:0;height:1.5pt" o:hralign="center" o:hrstd="t" o:hr="t" fillcolor="#a0a0a0" stroked="f"/>
+          <v:rect id="_x0000_i1032" style="width:0;height:1.5pt" o:hralign="center" o:hrstd="t" o:hr="t" fillcolor="#a0a0a0" stroked="f"/>
         </w:pict>
       </w:r>
     </w:p>
@@ -1611,7 +1611,7 @@
     <w:p>
       <w:r>
         <w:pict w14:anchorId="49696725">
-          <v:rect id="_x0000_i1123" style="width:0;height:1.5pt" o:hralign="center" o:hrstd="t" o:hr="t" fillcolor="#a0a0a0" stroked="f"/>
+          <v:rect id="_x0000_i1033" style="width:0;height:1.5pt" o:hralign="center" o:hrstd="t" o:hr="t" fillcolor="#a0a0a0" stroked="f"/>
         </w:pict>
       </w:r>
     </w:p>
@@ -1758,7 +1758,7 @@
     <w:p>
       <w:r>
         <w:pict w14:anchorId="6BA6D6DF">
-          <v:rect id="_x0000_i1124" style="width:0;height:1.5pt" o:hralign="center" o:hrstd="t" o:hr="t" fillcolor="#a0a0a0" stroked="f"/>
+          <v:rect id="_x0000_i1034" style="width:0;height:1.5pt" o:hralign="center" o:hrstd="t" o:hr="t" fillcolor="#a0a0a0" stroked="f"/>
         </w:pict>
       </w:r>
     </w:p>
@@ -1912,7 +1912,7 @@
     <w:p>
       <w:r>
         <w:pict w14:anchorId="7A8E2072">
-          <v:rect id="_x0000_i1125" style="width:0;height:1.5pt" o:hralign="center" o:hrstd="t" o:hr="t" fillcolor="#a0a0a0" stroked="f"/>
+          <v:rect id="_x0000_i1035" style="width:0;height:1.5pt" o:hralign="center" o:hrstd="t" o:hr="t" fillcolor="#a0a0a0" stroked="f"/>
         </w:pict>
       </w:r>
     </w:p>
@@ -2025,7 +2025,7 @@
       <w:r>
         <w:lastRenderedPageBreak/>
         <w:pict w14:anchorId="397FA3EF">
-          <v:rect id="_x0000_i1126" style="width:0;height:1.5pt" o:hralign="center" o:hrstd="t" o:hr="t" fillcolor="#a0a0a0" stroked="f"/>
+          <v:rect id="_x0000_i1036" style="width:0;height:1.5pt" o:hralign="center" o:hrstd="t" o:hr="t" fillcolor="#a0a0a0" stroked="f"/>
         </w:pict>
       </w:r>
     </w:p>
@@ -2364,7 +2364,7 @@
     <w:p>
       <w:r>
         <w:pict w14:anchorId="70C0DEAA">
-          <v:rect id="_x0000_i1127" style="width:0;height:1.5pt" o:hralign="center" o:hrstd="t" o:hr="t" fillcolor="#a0a0a0" stroked="f"/>
+          <v:rect id="_x0000_i1037" style="width:0;height:1.5pt" o:hralign="center" o:hrstd="t" o:hr="t" fillcolor="#a0a0a0" stroked="f"/>
         </w:pict>
       </w:r>
     </w:p>
@@ -2543,7 +2543,7 @@
     <w:p>
       <w:r>
         <w:pict w14:anchorId="322B0D9B">
-          <v:rect id="_x0000_i1128" style="width:0;height:1.5pt" o:hralign="center" o:hrstd="t" o:hr="t" fillcolor="#a0a0a0" stroked="f"/>
+          <v:rect id="_x0000_i1038" style="width:0;height:1.5pt" o:hralign="center" o:hrstd="t" o:hr="t" fillcolor="#a0a0a0" stroked="f"/>
         </w:pict>
       </w:r>
     </w:p>
@@ -2731,7 +2731,7 @@
     <w:p>
       <w:r>
         <w:pict w14:anchorId="38B5B1E0">
-          <v:rect id="_x0000_i1129" style="width:0;height:1.5pt" o:hralign="center" o:hrstd="t" o:hr="t" fillcolor="#a0a0a0" stroked="f"/>
+          <v:rect id="_x0000_i1039" style="width:0;height:1.5pt" o:hralign="center" o:hrstd="t" o:hr="t" fillcolor="#a0a0a0" stroked="f"/>
         </w:pict>
       </w:r>
     </w:p>
@@ -3645,7 +3645,7 @@
     <w:p>
       <w:r>
         <w:pict w14:anchorId="0319F7B1">
-          <v:rect id="_x0000_i1229" style="width:0;height:1.5pt" o:hralign="center" o:hrstd="t" o:hr="t" fillcolor="#a0a0a0" stroked="f"/>
+          <v:rect id="_x0000_i1040" style="width:0;height:1.5pt" o:hralign="center" o:hrstd="t" o:hr="t" fillcolor="#a0a0a0" stroked="f"/>
         </w:pict>
       </w:r>
     </w:p>
@@ -3757,7 +3757,7 @@
     <w:p>
       <w:r>
         <w:pict w14:anchorId="163FE438">
-          <v:rect id="_x0000_i1230" style="width:0;height:1.5pt" o:hralign="center" o:hrstd="t" o:hr="t" fillcolor="#a0a0a0" stroked="f"/>
+          <v:rect id="_x0000_i1041" style="width:0;height:1.5pt" o:hralign="center" o:hrstd="t" o:hr="t" fillcolor="#a0a0a0" stroked="f"/>
         </w:pict>
       </w:r>
     </w:p>
@@ -3855,6 +3855,12 @@
         </w:rPr>
         <w:t>pour lire le texte.</w:t>
       </w:r>
+      <w:r>
+        <w:rPr>
+          <w:lang w:val="fr-FR"/>
+        </w:rPr>
+        <w:t> ;</w:t>
+      </w:r>
     </w:p>
     <w:p>
       <w:pPr>
@@ -3975,7 +3981,7 @@
     <w:p>
       <w:r>
         <w:pict w14:anchorId="2C23048D">
-          <v:rect id="_x0000_i1231" style="width:0;height:1.5pt" o:hralign="center" o:hrstd="t" o:hr="t" fillcolor="#a0a0a0" stroked="f"/>
+          <v:rect id="_x0000_i1042" style="width:0;height:1.5pt" o:hralign="center" o:hrstd="t" o:hr="t" fillcolor="#a0a0a0" stroked="f"/>
         </w:pict>
       </w:r>
     </w:p>
@@ -4239,7 +4245,7 @@
     <w:p>
       <w:r>
         <w:pict w14:anchorId="56725549">
-          <v:rect id="_x0000_i1232" style="width:0;height:1.5pt" o:hralign="center" o:hrstd="t" o:hr="t" fillcolor="#a0a0a0" stroked="f"/>
+          <v:rect id="_x0000_i1043" style="width:0;height:1.5pt" o:hralign="center" o:hrstd="t" o:hr="t" fillcolor="#a0a0a0" stroked="f"/>
         </w:pict>
       </w:r>
     </w:p>
@@ -4498,7 +4504,7 @@
     <w:p>
       <w:r>
         <w:pict w14:anchorId="7B3EB6F8">
-          <v:rect id="_x0000_i1233" style="width:0;height:1.5pt" o:hralign="center" o:hrstd="t" o:hr="t" fillcolor="#a0a0a0" stroked="f"/>
+          <v:rect id="_x0000_i1044" style="width:0;height:1.5pt" o:hralign="center" o:hrstd="t" o:hr="t" fillcolor="#a0a0a0" stroked="f"/>
         </w:pict>
       </w:r>
     </w:p>
@@ -4717,7 +4723,7 @@
     <w:p>
       <w:r>
         <w:pict w14:anchorId="2FFE460D">
-          <v:rect id="_x0000_i1234" style="width:0;height:1.5pt" o:hralign="center" o:hrstd="t" o:hr="t" fillcolor="#a0a0a0" stroked="f"/>
+          <v:rect id="_x0000_i1045" style="width:0;height:1.5pt" o:hralign="center" o:hrstd="t" o:hr="t" fillcolor="#a0a0a0" stroked="f"/>
         </w:pict>
       </w:r>
     </w:p>
@@ -4896,7 +4902,7 @@
     <w:p>
       <w:r>
         <w:pict w14:anchorId="48D2213C">
-          <v:rect id="_x0000_i1235" style="width:0;height:1.5pt" o:hralign="center" o:hrstd="t" o:hr="t" fillcolor="#a0a0a0" stroked="f"/>
+          <v:rect id="_x0000_i1046" style="width:0;height:1.5pt" o:hralign="center" o:hrstd="t" o:hr="t" fillcolor="#a0a0a0" stroked="f"/>
         </w:pict>
       </w:r>
     </w:p>
@@ -5045,7 +5051,7 @@
     <w:p>
       <w:r>
         <w:pict w14:anchorId="4051E3B2">
-          <v:rect id="_x0000_i1236" style="width:0;height:1.5pt" o:hralign="center" o:hrstd="t" o:hr="t" fillcolor="#a0a0a0" stroked="f"/>
+          <v:rect id="_x0000_i1047" style="width:0;height:1.5pt" o:hralign="center" o:hrstd="t" o:hr="t" fillcolor="#a0a0a0" stroked="f"/>
         </w:pict>
       </w:r>
     </w:p>
@@ -5121,7 +5127,7 @@
     <w:p>
       <w:r>
         <w:pict w14:anchorId="209908E5">
-          <v:rect id="_x0000_i1237" style="width:0;height:1.5pt" o:hralign="center" o:hrstd="t" o:hr="t" fillcolor="#a0a0a0" stroked="f"/>
+          <v:rect id="_x0000_i1048" style="width:0;height:1.5pt" o:hralign="center" o:hrstd="t" o:hr="t" fillcolor="#a0a0a0" stroked="f"/>
         </w:pict>
       </w:r>
     </w:p>
@@ -5184,7 +5190,7 @@
     <w:p>
       <w:r>
         <w:pict w14:anchorId="29F6FBE1">
-          <v:rect id="_x0000_i1238" style="width:0;height:1.5pt" o:hralign="center" o:hrstd="t" o:hr="t" fillcolor="#a0a0a0" stroked="f"/>
+          <v:rect id="_x0000_i1049" style="width:0;height:1.5pt" o:hralign="center" o:hrstd="t" o:hr="t" fillcolor="#a0a0a0" stroked="f"/>
         </w:pict>
       </w:r>
     </w:p>
@@ -5365,7 +5371,7 @@
     <w:p>
       <w:r>
         <w:pict w14:anchorId="0329B38B">
-          <v:rect id="_x0000_i1239" style="width:0;height:1.5pt" o:hralign="center" o:hrstd="t" o:hr="t" fillcolor="#a0a0a0" stroked="f"/>
+          <v:rect id="_x0000_i1050" style="width:0;height:1.5pt" o:hralign="center" o:hrstd="t" o:hr="t" fillcolor="#a0a0a0" stroked="f"/>
         </w:pict>
       </w:r>
     </w:p>
@@ -5493,7 +5499,7 @@
     <w:p>
       <w:r>
         <w:pict w14:anchorId="71D995F0">
-          <v:rect id="_x0000_i1240" style="width:0;height:1.5pt" o:hralign="center" o:hrstd="t" o:hr="t" fillcolor="#a0a0a0" stroked="f"/>
+          <v:rect id="_x0000_i1051" style="width:0;height:1.5pt" o:hralign="center" o:hrstd="t" o:hr="t" fillcolor="#a0a0a0" stroked="f"/>
         </w:pict>
       </w:r>
     </w:p>
@@ -5661,7 +5667,7 @@
       <w:r>
         <w:lastRenderedPageBreak/>
         <w:pict w14:anchorId="435A0C1B">
-          <v:rect id="_x0000_i1241" style="width:0;height:1.5pt" o:hralign="center" o:hrstd="t" o:hr="t" fillcolor="#a0a0a0" stroked="f"/>
+          <v:rect id="_x0000_i1052" style="width:0;height:1.5pt" o:hralign="center" o:hrstd="t" o:hr="t" fillcolor="#a0a0a0" stroked="f"/>
         </w:pict>
       </w:r>
     </w:p>
@@ -5854,7 +5860,7 @@
     <w:p>
       <w:r>
         <w:pict w14:anchorId="708F3236">
-          <v:rect id="_x0000_i1242" style="width:0;height:1.5pt" o:hralign="center" o:hrstd="t" o:hr="t" fillcolor="#a0a0a0" stroked="f"/>
+          <v:rect id="_x0000_i1053" style="width:0;height:1.5pt" o:hralign="center" o:hrstd="t" o:hr="t" fillcolor="#a0a0a0" stroked="f"/>
         </w:pict>
       </w:r>
     </w:p>
@@ -6838,7 +6844,7 @@
       </w:pPr>
       <w:r>
         <w:pict w14:anchorId="76504349">
-          <v:rect id="_x0000_i1365" style="width:0;height:1.5pt" o:hralign="center" o:hrstd="t" o:hr="t" fillcolor="#a0a0a0" stroked="f"/>
+          <v:rect id="_x0000_i1054" style="width:0;height:1.5pt" o:hralign="center" o:hrstd="t" o:hr="t" fillcolor="#a0a0a0" stroked="f"/>
         </w:pict>
       </w:r>
     </w:p>
@@ -7091,7 +7097,7 @@
       </w:pPr>
       <w:r>
         <w:pict w14:anchorId="00324E06">
-          <v:rect id="_x0000_i1366" style="width:0;height:1.5pt" o:hralign="center" o:hrstd="t" o:hr="t" fillcolor="#a0a0a0" stroked="f"/>
+          <v:rect id="_x0000_i1055" style="width:0;height:1.5pt" o:hralign="center" o:hrstd="t" o:hr="t" fillcolor="#a0a0a0" stroked="f"/>
         </w:pict>
       </w:r>
     </w:p>
@@ -7219,7 +7225,7 @@
       </w:pPr>
       <w:r>
         <w:pict w14:anchorId="24E7E205">
-          <v:rect id="_x0000_i1367" style="width:0;height:1.5pt" o:hralign="center" o:hrstd="t" o:hr="t" fillcolor="#a0a0a0" stroked="f"/>
+          <v:rect id="_x0000_i1056" style="width:0;height:1.5pt" o:hralign="center" o:hrstd="t" o:hr="t" fillcolor="#a0a0a0" stroked="f"/>
         </w:pict>
       </w:r>
     </w:p>
@@ -7398,7 +7404,7 @@
       </w:pPr>
       <w:r>
         <w:pict w14:anchorId="6ED6A93D">
-          <v:rect id="_x0000_i1368" style="width:0;height:1.5pt" o:hralign="center" o:hrstd="t" o:hr="t" fillcolor="#a0a0a0" stroked="f"/>
+          <v:rect id="_x0000_i1057" style="width:0;height:1.5pt" o:hralign="center" o:hrstd="t" o:hr="t" fillcolor="#a0a0a0" stroked="f"/>
         </w:pict>
       </w:r>
     </w:p>
@@ -7642,7 +7648,7 @@
       </w:pPr>
       <w:r>
         <w:pict w14:anchorId="3C278611">
-          <v:rect id="_x0000_i1369" style="width:0;height:1.5pt" o:hralign="center" o:hrstd="t" o:hr="t" fillcolor="#a0a0a0" stroked="f"/>
+          <v:rect id="_x0000_i1058" style="width:0;height:1.5pt" o:hralign="center" o:hrstd="t" o:hr="t" fillcolor="#a0a0a0" stroked="f"/>
         </w:pict>
       </w:r>
     </w:p>
@@ -7914,7 +7920,7 @@
       </w:pPr>
       <w:r>
         <w:pict w14:anchorId="534F0C39">
-          <v:rect id="_x0000_i1370" style="width:0;height:1.5pt" o:hralign="center" o:hrstd="t" o:hr="t" fillcolor="#a0a0a0" stroked="f"/>
+          <v:rect id="_x0000_i1059" style="width:0;height:1.5pt" o:hralign="center" o:hrstd="t" o:hr="t" fillcolor="#a0a0a0" stroked="f"/>
         </w:pict>
       </w:r>
     </w:p>
@@ -8097,7 +8103,7 @@
       </w:pPr>
       <w:r>
         <w:pict w14:anchorId="1A94BC94">
-          <v:rect id="_x0000_i1371" style="width:0;height:1.5pt" o:hralign="center" o:hrstd="t" o:hr="t" fillcolor="#a0a0a0" stroked="f"/>
+          <v:rect id="_x0000_i1060" style="width:0;height:1.5pt" o:hralign="center" o:hrstd="t" o:hr="t" fillcolor="#a0a0a0" stroked="f"/>
         </w:pict>
       </w:r>
     </w:p>
@@ -8411,7 +8417,7 @@
       </w:pPr>
       <w:r>
         <w:pict w14:anchorId="57133362">
-          <v:rect id="_x0000_i1372" style="width:0;height:1.5pt" o:hralign="center" o:hrstd="t" o:hr="t" fillcolor="#a0a0a0" stroked="f"/>
+          <v:rect id="_x0000_i1061" style="width:0;height:1.5pt" o:hralign="center" o:hrstd="t" o:hr="t" fillcolor="#a0a0a0" stroked="f"/>
         </w:pict>
       </w:r>
     </w:p>
@@ -8560,7 +8566,7 @@
       </w:pPr>
       <w:r>
         <w:pict w14:anchorId="16A72A98">
-          <v:rect id="_x0000_i1373" style="width:0;height:1.5pt" o:hralign="center" o:hrstd="t" o:hr="t" fillcolor="#a0a0a0" stroked="f"/>
+          <v:rect id="_x0000_i1062" style="width:0;height:1.5pt" o:hralign="center" o:hrstd="t" o:hr="t" fillcolor="#a0a0a0" stroked="f"/>
         </w:pict>
       </w:r>
     </w:p>
@@ -8672,7 +8678,7 @@
       </w:pPr>
       <w:r>
         <w:pict w14:anchorId="2619C397">
-          <v:rect id="_x0000_i1374" style="width:0;height:1.5pt" o:hralign="center" o:hrstd="t" o:hr="t" fillcolor="#a0a0a0" stroked="f"/>
+          <v:rect id="_x0000_i1063" style="width:0;height:1.5pt" o:hralign="center" o:hrstd="t" o:hr="t" fillcolor="#a0a0a0" stroked="f"/>
         </w:pict>
       </w:r>
     </w:p>
@@ -8728,7 +8734,7 @@
       </w:pPr>
       <w:r>
         <w:pict w14:anchorId="45713E70">
-          <v:rect id="_x0000_i1375" style="width:0;height:1.5pt" o:hralign="center" o:hrstd="t" o:hr="t" fillcolor="#a0a0a0" stroked="f"/>
+          <v:rect id="_x0000_i1064" style="width:0;height:1.5pt" o:hralign="center" o:hrstd="t" o:hr="t" fillcolor="#a0a0a0" stroked="f"/>
         </w:pict>
       </w:r>
     </w:p>
@@ -8792,7 +8798,7 @@
       </w:pPr>
       <w:r>
         <w:pict w14:anchorId="24752C93">
-          <v:rect id="_x0000_i1376" style="width:0;height:1.5pt" o:hralign="center" o:hrstd="t" o:hr="t" fillcolor="#a0a0a0" stroked="f"/>
+          <v:rect id="_x0000_i1065" style="width:0;height:1.5pt" o:hralign="center" o:hrstd="t" o:hr="t" fillcolor="#a0a0a0" stroked="f"/>
         </w:pict>
       </w:r>
     </w:p>
@@ -8947,7 +8953,7 @@
       </w:pPr>
       <w:r>
         <w:pict w14:anchorId="3E3BCDBB">
-          <v:rect id="_x0000_i1377" style="width:0;height:1.5pt" o:hralign="center" o:hrstd="t" o:hr="t" fillcolor="#a0a0a0" stroked="f"/>
+          <v:rect id="_x0000_i1066" style="width:0;height:1.5pt" o:hralign="center" o:hrstd="t" o:hr="t" fillcolor="#a0a0a0" stroked="f"/>
         </w:pict>
       </w:r>
     </w:p>
@@ -9073,7 +9079,7 @@
       </w:pPr>
       <w:r>
         <w:pict w14:anchorId="17505FF8">
-          <v:rect id="_x0000_i1378" style="width:0;height:1.5pt" o:hralign="center" o:hrstd="t" o:hr="t" fillcolor="#a0a0a0" stroked="f"/>
+          <v:rect id="_x0000_i1067" style="width:0;height:1.5pt" o:hralign="center" o:hrstd="t" o:hr="t" fillcolor="#a0a0a0" stroked="f"/>
         </w:pict>
       </w:r>
     </w:p>
@@ -9215,7 +9221,7 @@
       <w:r>
         <w:lastRenderedPageBreak/>
         <w:pict w14:anchorId="017E6931">
-          <v:rect id="_x0000_i1379" style="width:0;height:1.5pt" o:hralign="center" o:hrstd="t" o:hr="t" fillcolor="#a0a0a0" stroked="f"/>
+          <v:rect id="_x0000_i1068" style="width:0;height:1.5pt" o:hralign="center" o:hrstd="t" o:hr="t" fillcolor="#a0a0a0" stroked="f"/>
         </w:pict>
       </w:r>
     </w:p>
@@ -9325,7 +9331,7 @@
       </w:pPr>
       <w:r>
         <w:pict w14:anchorId="699623D6">
-          <v:rect id="_x0000_i1380" style="width:0;height:1.5pt" o:hralign="center" o:hrstd="t" o:hr="t" fillcolor="#a0a0a0" stroked="f"/>
+          <v:rect id="_x0000_i1069" style="width:0;height:1.5pt" o:hralign="center" o:hrstd="t" o:hr="t" fillcolor="#a0a0a0" stroked="f"/>
         </w:pict>
       </w:r>
     </w:p>
@@ -9529,7 +9535,7 @@
       <w:r>
         <w:lastRenderedPageBreak/>
         <w:pict w14:anchorId="3FE9BAEF">
-          <v:rect id="_x0000_i1381" style="width:0;height:1.5pt" o:hralign="center" o:hrstd="t" o:hr="t" fillcolor="#a0a0a0" stroked="f"/>
+          <v:rect id="_x0000_i1070" style="width:0;height:1.5pt" o:hralign="center" o:hrstd="t" o:hr="t" fillcolor="#a0a0a0" stroked="f"/>
         </w:pict>
       </w:r>
     </w:p>
@@ -9857,7 +9863,7 @@
       </w:pPr>
       <w:r>
         <w:pict w14:anchorId="04B5413D">
-          <v:rect id="_x0000_i1382" style="width:0;height:1.5pt" o:hralign="center" o:hrstd="t" o:hr="t" fillcolor="#a0a0a0" stroked="f"/>
+          <v:rect id="_x0000_i1071" style="width:0;height:1.5pt" o:hralign="center" o:hrstd="t" o:hr="t" fillcolor="#a0a0a0" stroked="f"/>
         </w:pict>
       </w:r>
     </w:p>
@@ -10609,7 +10615,7 @@
       </w:pPr>
       <w:r>
         <w:pict w14:anchorId="6CC3354E">
-          <v:rect id="_x0000_i1503" style="width:0;height:1.5pt" o:hralign="center" o:hrstd="t" o:hr="t" fillcolor="#a0a0a0" stroked="f"/>
+          <v:rect id="_x0000_i1072" style="width:0;height:1.5pt" o:hralign="center" o:hrstd="t" o:hr="t" fillcolor="#a0a0a0" stroked="f"/>
         </w:pict>
       </w:r>
     </w:p>
@@ -10846,7 +10852,7 @@
       </w:pPr>
       <w:r>
         <w:pict w14:anchorId="17E0E182">
-          <v:rect id="_x0000_i1504" style="width:0;height:1.5pt" o:hralign="center" o:hrstd="t" o:hr="t" fillcolor="#a0a0a0" stroked="f"/>
+          <v:rect id="_x0000_i1073" style="width:0;height:1.5pt" o:hralign="center" o:hrstd="t" o:hr="t" fillcolor="#a0a0a0" stroked="f"/>
         </w:pict>
       </w:r>
     </w:p>
@@ -11076,7 +11082,7 @@
       </w:pPr>
       <w:r>
         <w:pict w14:anchorId="2937F419">
-          <v:rect id="_x0000_i1505" style="width:0;height:1.5pt" o:hralign="center" o:hrstd="t" o:hr="t" fillcolor="#a0a0a0" stroked="f"/>
+          <v:rect id="_x0000_i1074" style="width:0;height:1.5pt" o:hralign="center" o:hrstd="t" o:hr="t" fillcolor="#a0a0a0" stroked="f"/>
         </w:pict>
       </w:r>
     </w:p>
@@ -11450,7 +11456,7 @@
       </w:pPr>
       <w:r>
         <w:pict w14:anchorId="629C1B94">
-          <v:rect id="_x0000_i1506" style="width:0;height:1.5pt" o:hralign="center" o:hrstd="t" o:hr="t" fillcolor="#a0a0a0" stroked="f"/>
+          <v:rect id="_x0000_i1075" style="width:0;height:1.5pt" o:hralign="center" o:hrstd="t" o:hr="t" fillcolor="#a0a0a0" stroked="f"/>
         </w:pict>
       </w:r>
     </w:p>
@@ -11619,7 +11625,7 @@
       </w:pPr>
       <w:r>
         <w:pict w14:anchorId="19DAD4F5">
-          <v:rect id="_x0000_i1507" style="width:0;height:1.5pt" o:hralign="center" o:hrstd="t" o:hr="t" fillcolor="#a0a0a0" stroked="f"/>
+          <v:rect id="_x0000_i1076" style="width:0;height:1.5pt" o:hralign="center" o:hrstd="t" o:hr="t" fillcolor="#a0a0a0" stroked="f"/>
         </w:pict>
       </w:r>
     </w:p>
@@ -11827,7 +11833,7 @@
       </w:pPr>
       <w:r>
         <w:pict w14:anchorId="7B288CD3">
-          <v:rect id="_x0000_i1508" style="width:0;height:1.5pt" o:hralign="center" o:hrstd="t" o:hr="t" fillcolor="#a0a0a0" stroked="f"/>
+          <v:rect id="_x0000_i1077" style="width:0;height:1.5pt" o:hralign="center" o:hrstd="t" o:hr="t" fillcolor="#a0a0a0" stroked="f"/>
         </w:pict>
       </w:r>
     </w:p>
@@ -12107,7 +12113,7 @@
       </w:pPr>
       <w:r>
         <w:pict w14:anchorId="5DAF61FA">
-          <v:rect id="_x0000_i1509" style="width:0;height:1.5pt" o:hralign="center" o:hrstd="t" o:hr="t" fillcolor="#a0a0a0" stroked="f"/>
+          <v:rect id="_x0000_i1078" style="width:0;height:1.5pt" o:hralign="center" o:hrstd="t" o:hr="t" fillcolor="#a0a0a0" stroked="f"/>
         </w:pict>
       </w:r>
     </w:p>
@@ -12191,7 +12197,7 @@
       </w:pPr>
       <w:r>
         <w:pict w14:anchorId="2C4EA03E">
-          <v:rect id="_x0000_i1510" style="width:0;height:1.5pt" o:hralign="center" o:hrstd="t" o:hr="t" fillcolor="#a0a0a0" stroked="f"/>
+          <v:rect id="_x0000_i1079" style="width:0;height:1.5pt" o:hralign="center" o:hrstd="t" o:hr="t" fillcolor="#a0a0a0" stroked="f"/>
         </w:pict>
       </w:r>
     </w:p>
@@ -12372,7 +12378,7 @@
       </w:pPr>
       <w:r>
         <w:pict w14:anchorId="5F663DFE">
-          <v:rect id="_x0000_i1511" style="width:0;height:1.5pt" o:hralign="center" o:hrstd="t" o:hr="t" fillcolor="#a0a0a0" stroked="f"/>
+          <v:rect id="_x0000_i1080" style="width:0;height:1.5pt" o:hralign="center" o:hrstd="t" o:hr="t" fillcolor="#a0a0a0" stroked="f"/>
         </w:pict>
       </w:r>
     </w:p>
@@ -12433,7 +12439,7 @@
       </w:pPr>
       <w:r>
         <w:pict w14:anchorId="70652072">
-          <v:rect id="_x0000_i1512" style="width:0;height:1.5pt" o:hralign="center" o:hrstd="t" o:hr="t" fillcolor="#a0a0a0" stroked="f"/>
+          <v:rect id="_x0000_i1081" style="width:0;height:1.5pt" o:hralign="center" o:hrstd="t" o:hr="t" fillcolor="#a0a0a0" stroked="f"/>
         </w:pict>
       </w:r>
     </w:p>
@@ -12502,7 +12508,7 @@
       </w:pPr>
       <w:r>
         <w:pict w14:anchorId="729ABA2F">
-          <v:rect id="_x0000_i1513" style="width:0;height:1.5pt" o:hralign="center" o:hrstd="t" o:hr="t" fillcolor="#a0a0a0" stroked="f"/>
+          <v:rect id="_x0000_i1082" style="width:0;height:1.5pt" o:hralign="center" o:hrstd="t" o:hr="t" fillcolor="#a0a0a0" stroked="f"/>
         </w:pict>
       </w:r>
     </w:p>
@@ -12588,7 +12594,7 @@
       </w:pPr>
       <w:r>
         <w:pict w14:anchorId="34E5982F">
-          <v:rect id="_x0000_i1514" style="width:0;height:1.5pt" o:hralign="center" o:hrstd="t" o:hr="t" fillcolor="#a0a0a0" stroked="f"/>
+          <v:rect id="_x0000_i1083" style="width:0;height:1.5pt" o:hralign="center" o:hrstd="t" o:hr="t" fillcolor="#a0a0a0" stroked="f"/>
         </w:pict>
       </w:r>
     </w:p>
@@ -12834,7 +12840,7 @@
       </w:pPr>
       <w:r>
         <w:pict w14:anchorId="670C0755">
-          <v:rect id="_x0000_i1515" style="width:0;height:1.5pt" o:hralign="center" o:hrstd="t" o:hr="t" fillcolor="#a0a0a0" stroked="f"/>
+          <v:rect id="_x0000_i1084" style="width:0;height:1.5pt" o:hralign="center" o:hrstd="t" o:hr="t" fillcolor="#a0a0a0" stroked="f"/>
         </w:pict>
       </w:r>
     </w:p>
@@ -13072,7 +13078,7 @@
       </w:pPr>
       <w:r>
         <w:pict w14:anchorId="538233ED">
-          <v:rect id="_x0000_i1516" style="width:0;height:1.5pt" o:hralign="center" o:hrstd="t" o:hr="t" fillcolor="#a0a0a0" stroked="f"/>
+          <v:rect id="_x0000_i1085" style="width:0;height:1.5pt" o:hralign="center" o:hrstd="t" o:hr="t" fillcolor="#a0a0a0" stroked="f"/>
         </w:pict>
       </w:r>
     </w:p>
@@ -13394,7 +13400,7 @@
       </w:pPr>
       <w:r>
         <w:pict w14:anchorId="450EE217">
-          <v:rect id="_x0000_i1517" style="width:0;height:1.5pt" o:hralign="center" o:hrstd="t" o:hr="t" fillcolor="#a0a0a0" stroked="f"/>
+          <v:rect id="_x0000_i1086" style="width:0;height:1.5pt" o:hralign="center" o:hrstd="t" o:hr="t" fillcolor="#a0a0a0" stroked="f"/>
         </w:pict>
       </w:r>
     </w:p>
@@ -13584,7 +13590,7 @@
       </w:pPr>
       <w:r>
         <w:pict w14:anchorId="670461C6">
-          <v:rect id="_x0000_i1518" style="width:0;height:1.5pt" o:hralign="center" o:hrstd="t" o:hr="t" fillcolor="#a0a0a0" stroked="f"/>
+          <v:rect id="_x0000_i1087" style="width:0;height:1.5pt" o:hralign="center" o:hrstd="t" o:hr="t" fillcolor="#a0a0a0" stroked="f"/>
         </w:pict>
       </w:r>
     </w:p>
@@ -13816,7 +13822,7 @@
       </w:pPr>
       <w:r>
         <w:pict w14:anchorId="2E27C578">
-          <v:rect id="_x0000_i1519" style="width:0;height:1.5pt" o:hralign="center" o:hrstd="t" o:hr="t" fillcolor="#a0a0a0" stroked="f"/>
+          <v:rect id="_x0000_i1088" style="width:0;height:1.5pt" o:hralign="center" o:hrstd="t" o:hr="t" fillcolor="#a0a0a0" stroked="f"/>
         </w:pict>
       </w:r>
     </w:p>
@@ -14228,7 +14234,7 @@
       <w:r>
         <w:lastRenderedPageBreak/>
         <w:pict w14:anchorId="2BAB18D0">
-          <v:rect id="_x0000_i1753" style="width:0;height:1.5pt" o:hralign="center" o:hrstd="t" o:hr="t" fillcolor="#a0a0a0" stroked="f"/>
+          <v:rect id="_x0000_i1089" style="width:0;height:1.5pt" o:hralign="center" o:hrstd="t" o:hr="t" fillcolor="#a0a0a0" stroked="f"/>
         </w:pict>
       </w:r>
     </w:p>
@@ -14500,7 +14506,7 @@
       </w:pPr>
       <w:r>
         <w:pict w14:anchorId="5DE3AD97">
-          <v:rect id="_x0000_i1754" style="width:0;height:1.5pt" o:hralign="center" o:hrstd="t" o:hr="t" fillcolor="#a0a0a0" stroked="f"/>
+          <v:rect id="_x0000_i1090" style="width:0;height:1.5pt" o:hralign="center" o:hrstd="t" o:hr="t" fillcolor="#a0a0a0" stroked="f"/>
         </w:pict>
       </w:r>
     </w:p>
@@ -14584,7 +14590,7 @@
       </w:pPr>
       <w:r>
         <w:pict w14:anchorId="02876562">
-          <v:rect id="_x0000_i1755" style="width:0;height:1.5pt" o:hralign="center" o:hrstd="t" o:hr="t" fillcolor="#a0a0a0" stroked="f"/>
+          <v:rect id="_x0000_i1091" style="width:0;height:1.5pt" o:hralign="center" o:hrstd="t" o:hr="t" fillcolor="#a0a0a0" stroked="f"/>
         </w:pict>
       </w:r>
     </w:p>
@@ -14623,7 +14629,7 @@
       </w:pPr>
       <w:r>
         <w:pict w14:anchorId="1F4906D1">
-          <v:rect id="_x0000_i1756" style="width:0;height:1.5pt" o:hralign="center" o:hrstd="t" o:hr="t" fillcolor="#a0a0a0" stroked="f"/>
+          <v:rect id="_x0000_i1092" style="width:0;height:1.5pt" o:hralign="center" o:hrstd="t" o:hr="t" fillcolor="#a0a0a0" stroked="f"/>
         </w:pict>
       </w:r>
     </w:p>
@@ -14661,7 +14667,7 @@
       </w:pPr>
       <w:r>
         <w:pict w14:anchorId="4F974BD4">
-          <v:rect id="_x0000_i1757" style="width:0;height:1.5pt" o:hralign="center" o:hrstd="t" o:hr="t" fillcolor="#a0a0a0" stroked="f"/>
+          <v:rect id="_x0000_i1093" style="width:0;height:1.5pt" o:hralign="center" o:hrstd="t" o:hr="t" fillcolor="#a0a0a0" stroked="f"/>
         </w:pict>
       </w:r>
     </w:p>
@@ -14699,7 +14705,7 @@
       </w:pPr>
       <w:r>
         <w:pict w14:anchorId="7A44F4EE">
-          <v:rect id="_x0000_i1758" style="width:0;height:1.5pt" o:hralign="center" o:hrstd="t" o:hr="t" fillcolor="#a0a0a0" stroked="f"/>
+          <v:rect id="_x0000_i1094" style="width:0;height:1.5pt" o:hralign="center" o:hrstd="t" o:hr="t" fillcolor="#a0a0a0" stroked="f"/>
         </w:pict>
       </w:r>
     </w:p>
@@ -14833,7 +14839,7 @@
       </w:pPr>
       <w:r>
         <w:pict w14:anchorId="42754466">
-          <v:rect id="_x0000_i1759" style="width:0;height:1.5pt" o:hralign="center" o:hrstd="t" o:hr="t" fillcolor="#a0a0a0" stroked="f"/>
+          <v:rect id="_x0000_i1095" style="width:0;height:1.5pt" o:hralign="center" o:hrstd="t" o:hr="t" fillcolor="#a0a0a0" stroked="f"/>
         </w:pict>
       </w:r>
     </w:p>
@@ -14929,7 +14935,7 @@
       </w:pPr>
       <w:r>
         <w:pict w14:anchorId="27CDD34D">
-          <v:rect id="_x0000_i1760" style="width:0;height:1.5pt" o:hralign="center" o:hrstd="t" o:hr="t" fillcolor="#a0a0a0" stroked="f"/>
+          <v:rect id="_x0000_i1096" style="width:0;height:1.5pt" o:hralign="center" o:hrstd="t" o:hr="t" fillcolor="#a0a0a0" stroked="f"/>
         </w:pict>
       </w:r>
     </w:p>
@@ -15067,7 +15073,7 @@
       </w:pPr>
       <w:r>
         <w:pict w14:anchorId="1E2FE713">
-          <v:rect id="_x0000_i1761" style="width:0;height:1.5pt" o:hralign="center" o:hrstd="t" o:hr="t" fillcolor="#a0a0a0" stroked="f"/>
+          <v:rect id="_x0000_i1097" style="width:0;height:1.5pt" o:hralign="center" o:hrstd="t" o:hr="t" fillcolor="#a0a0a0" stroked="f"/>
         </w:pict>
       </w:r>
     </w:p>
@@ -15137,7 +15143,7 @@
       </w:pPr>
       <w:r>
         <w:pict w14:anchorId="2EC07CED">
-          <v:rect id="_x0000_i1762" style="width:0;height:1.5pt" o:hralign="center" o:hrstd="t" o:hr="t" fillcolor="#a0a0a0" stroked="f"/>
+          <v:rect id="_x0000_i1098" style="width:0;height:1.5pt" o:hralign="center" o:hrstd="t" o:hr="t" fillcolor="#a0a0a0" stroked="f"/>
         </w:pict>
       </w:r>
     </w:p>
@@ -15171,7 +15177,7 @@
       </w:pPr>
       <w:r>
         <w:pict w14:anchorId="29854C57">
-          <v:rect id="_x0000_i1763" style="width:0;height:1.5pt" o:hralign="center" o:hrstd="t" o:hr="t" fillcolor="#a0a0a0" stroked="f"/>
+          <v:rect id="_x0000_i1099" style="width:0;height:1.5pt" o:hralign="center" o:hrstd="t" o:hr="t" fillcolor="#a0a0a0" stroked="f"/>
         </w:pict>
       </w:r>
     </w:p>
@@ -15410,7 +15416,7 @@
       </w:pPr>
       <w:r>
         <w:pict w14:anchorId="79CE80F1">
-          <v:rect id="_x0000_i1764" style="width:0;height:1.5pt" o:hralign="center" o:hrstd="t" o:hr="t" fillcolor="#a0a0a0" stroked="f"/>
+          <v:rect id="_x0000_i1100" style="width:0;height:1.5pt" o:hralign="center" o:hrstd="t" o:hr="t" fillcolor="#a0a0a0" stroked="f"/>
         </w:pict>
       </w:r>
     </w:p>
@@ -15592,7 +15598,7 @@
       </w:pPr>
       <w:r>
         <w:pict w14:anchorId="02358781">
-          <v:rect id="_x0000_i1765" style="width:0;height:1.5pt" o:hralign="center" o:hrstd="t" o:hr="t" fillcolor="#a0a0a0" stroked="f"/>
+          <v:rect id="_x0000_i1101" style="width:0;height:1.5pt" o:hralign="center" o:hrstd="t" o:hr="t" fillcolor="#a0a0a0" stroked="f"/>
         </w:pict>
       </w:r>
     </w:p>
@@ -15970,7 +15976,7 @@
       </w:pPr>
       <w:r>
         <w:pict w14:anchorId="5A9C0D58">
-          <v:rect id="_x0000_i1766" style="width:0;height:1.5pt" o:hralign="center" o:hrstd="t" o:hr="t" fillcolor="#a0a0a0" stroked="f"/>
+          <v:rect id="_x0000_i1102" style="width:0;height:1.5pt" o:hralign="center" o:hrstd="t" o:hr="t" fillcolor="#a0a0a0" stroked="f"/>
         </w:pict>
       </w:r>
     </w:p>
@@ -16166,7 +16172,7 @@
       </w:pPr>
       <w:r>
         <w:pict w14:anchorId="2FB8CCA1">
-          <v:rect id="_x0000_i1767" style="width:0;height:1.5pt" o:hralign="center" o:hrstd="t" o:hr="t" fillcolor="#a0a0a0" stroked="f"/>
+          <v:rect id="_x0000_i1103" style="width:0;height:1.5pt" o:hralign="center" o:hrstd="t" o:hr="t" fillcolor="#a0a0a0" stroked="f"/>
         </w:pict>
       </w:r>
     </w:p>
@@ -16293,7 +16299,7 @@
       </w:pPr>
       <w:r>
         <w:pict w14:anchorId="5F8EF6EE">
-          <v:rect id="_x0000_i1768" style="width:0;height:1.5pt" o:hralign="center" o:hrstd="t" o:hr="t" fillcolor="#a0a0a0" stroked="f"/>
+          <v:rect id="_x0000_i1104" style="width:0;height:1.5pt" o:hralign="center" o:hrstd="t" o:hr="t" fillcolor="#a0a0a0" stroked="f"/>
         </w:pict>
       </w:r>
     </w:p>
@@ -16549,7 +16555,7 @@
       </w:pPr>
       <w:r>
         <w:pict w14:anchorId="0AA3FC61">
-          <v:rect id="_x0000_i1769" style="width:0;height:1.5pt" o:hralign="center" o:hrstd="t" o:hr="t" fillcolor="#a0a0a0" stroked="f"/>
+          <v:rect id="_x0000_i1105" style="width:0;height:1.5pt" o:hralign="center" o:hrstd="t" o:hr="t" fillcolor="#a0a0a0" stroked="f"/>
         </w:pict>
       </w:r>
     </w:p>
@@ -16636,7 +16642,7 @@
       </w:pPr>
       <w:r>
         <w:pict w14:anchorId="5015C8A3">
-          <v:rect id="_x0000_i1770" style="width:0;height:1.5pt" o:hralign="center" o:hrstd="t" o:hr="t" fillcolor="#a0a0a0" stroked="f"/>
+          <v:rect id="_x0000_i1106" style="width:0;height:1.5pt" o:hralign="center" o:hrstd="t" o:hr="t" fillcolor="#a0a0a0" stroked="f"/>
         </w:pict>
       </w:r>
     </w:p>
@@ -16662,7 +16668,7 @@
       </w:pPr>
       <w:r>
         <w:pict w14:anchorId="6EBF0647">
-          <v:rect id="_x0000_i1771" style="width:0;height:1.5pt" o:hralign="center" o:hrstd="t" o:hr="t" fillcolor="#a0a0a0" stroked="f"/>
+          <v:rect id="_x0000_i1107" style="width:0;height:1.5pt" o:hralign="center" o:hrstd="t" o:hr="t" fillcolor="#a0a0a0" stroked="f"/>
         </w:pict>
       </w:r>
     </w:p>
@@ -16688,7 +16694,7 @@
       </w:pPr>
       <w:r>
         <w:pict w14:anchorId="3160D5AB">
-          <v:rect id="_x0000_i1772" style="width:0;height:1.5pt" o:hralign="center" o:hrstd="t" o:hr="t" fillcolor="#a0a0a0" stroked="f"/>
+          <v:rect id="_x0000_i1108" style="width:0;height:1.5pt" o:hralign="center" o:hrstd="t" o:hr="t" fillcolor="#a0a0a0" stroked="f"/>
         </w:pict>
       </w:r>
     </w:p>
@@ -16714,7 +16720,7 @@
       </w:pPr>
       <w:r>
         <w:pict w14:anchorId="6AF1CEF8">
-          <v:rect id="_x0000_i1773" style="width:0;height:1.5pt" o:hralign="center" o:hrstd="t" o:hr="t" fillcolor="#a0a0a0" stroked="f"/>
+          <v:rect id="_x0000_i1109" style="width:0;height:1.5pt" o:hralign="center" o:hrstd="t" o:hr="t" fillcolor="#a0a0a0" stroked="f"/>
         </w:pict>
       </w:r>
     </w:p>
@@ -16738,7 +16744,7 @@
       </w:pPr>
       <w:r>
         <w:pict w14:anchorId="599DF5BB">
-          <v:rect id="_x0000_i1774" style="width:0;height:1.5pt" o:hralign="center" o:hrstd="t" o:hr="t" fillcolor="#a0a0a0" stroked="f"/>
+          <v:rect id="_x0000_i1110" style="width:0;height:1.5pt" o:hralign="center" o:hrstd="t" o:hr="t" fillcolor="#a0a0a0" stroked="f"/>
         </w:pict>
       </w:r>
     </w:p>
@@ -16804,7 +16810,7 @@
       </w:pPr>
       <w:r>
         <w:pict w14:anchorId="1BE8E7AB">
-          <v:rect id="_x0000_i1775" style="width:0;height:1.5pt" o:hralign="center" o:hrstd="t" o:hr="t" fillcolor="#a0a0a0" stroked="f"/>
+          <v:rect id="_x0000_i1111" style="width:0;height:1.5pt" o:hralign="center" o:hrstd="t" o:hr="t" fillcolor="#a0a0a0" stroked="f"/>
         </w:pict>
       </w:r>
     </w:p>
@@ -16838,7 +16844,7 @@
       </w:pPr>
       <w:r>
         <w:pict w14:anchorId="510C51B4">
-          <v:rect id="_x0000_i1776" style="width:0;height:1.5pt" o:hralign="center" o:hrstd="t" o:hr="t" fillcolor="#a0a0a0" stroked="f"/>
+          <v:rect id="_x0000_i1112" style="width:0;height:1.5pt" o:hralign="center" o:hrstd="t" o:hr="t" fillcolor="#a0a0a0" stroked="f"/>
         </w:pict>
       </w:r>
     </w:p>
@@ -16873,7 +16879,7 @@
       </w:pPr>
       <w:r>
         <w:pict w14:anchorId="60A74446">
-          <v:rect id="_x0000_i1777" style="width:0;height:1.5pt" o:hralign="center" o:hrstd="t" o:hr="t" fillcolor="#a0a0a0" stroked="f"/>
+          <v:rect id="_x0000_i1113" style="width:0;height:1.5pt" o:hralign="center" o:hrstd="t" o:hr="t" fillcolor="#a0a0a0" stroked="f"/>
         </w:pict>
       </w:r>
     </w:p>
@@ -16907,7 +16913,7 @@
       </w:pPr>
       <w:r>
         <w:pict w14:anchorId="0BF32220">
-          <v:rect id="_x0000_i1778" style="width:0;height:1.5pt" o:hralign="center" o:hrstd="t" o:hr="t" fillcolor="#a0a0a0" stroked="f"/>
+          <v:rect id="_x0000_i1114" style="width:0;height:1.5pt" o:hralign="center" o:hrstd="t" o:hr="t" fillcolor="#a0a0a0" stroked="f"/>
         </w:pict>
       </w:r>
     </w:p>
@@ -16931,7 +16937,7 @@
       </w:pPr>
       <w:r>
         <w:pict w14:anchorId="0970E04C">
-          <v:rect id="_x0000_i1779" style="width:0;height:1.5pt" o:hralign="center" o:hrstd="t" o:hr="t" fillcolor="#a0a0a0" stroked="f"/>
+          <v:rect id="_x0000_i1115" style="width:0;height:1.5pt" o:hralign="center" o:hrstd="t" o:hr="t" fillcolor="#a0a0a0" stroked="f"/>
         </w:pict>
       </w:r>
     </w:p>
@@ -17017,7 +17023,7 @@
       </w:pPr>
       <w:r>
         <w:pict w14:anchorId="4A597FB4">
-          <v:rect id="_x0000_i1780" style="width:0;height:1.5pt" o:hralign="center" o:hrstd="t" o:hr="t" fillcolor="#a0a0a0" stroked="f"/>
+          <v:rect id="_x0000_i1116" style="width:0;height:1.5pt" o:hralign="center" o:hrstd="t" o:hr="t" fillcolor="#a0a0a0" stroked="f"/>
         </w:pict>
       </w:r>
     </w:p>
@@ -17071,7 +17077,7 @@
       </w:pPr>
       <w:r>
         <w:pict w14:anchorId="6684E9CA">
-          <v:rect id="_x0000_i1781" style="width:0;height:1.5pt" o:hralign="center" o:hrstd="t" o:hr="t" fillcolor="#a0a0a0" stroked="f"/>
+          <v:rect id="_x0000_i1117" style="width:0;height:1.5pt" o:hralign="center" o:hrstd="t" o:hr="t" fillcolor="#a0a0a0" stroked="f"/>
         </w:pict>
       </w:r>
     </w:p>
@@ -17097,7 +17103,7 @@
       </w:pPr>
       <w:r>
         <w:pict w14:anchorId="1409DC94">
-          <v:rect id="_x0000_i1782" style="width:0;height:1.5pt" o:hralign="center" o:hrstd="t" o:hr="t" fillcolor="#a0a0a0" stroked="f"/>
+          <v:rect id="_x0000_i1118" style="width:0;height:1.5pt" o:hralign="center" o:hrstd="t" o:hr="t" fillcolor="#a0a0a0" stroked="f"/>
         </w:pict>
       </w:r>
     </w:p>
@@ -17136,7 +17142,7 @@
       </w:pPr>
       <w:r>
         <w:pict w14:anchorId="595FC659">
-          <v:rect id="_x0000_i1783" style="width:0;height:1.5pt" o:hralign="center" o:hrstd="t" o:hr="t" fillcolor="#a0a0a0" stroked="f"/>
+          <v:rect id="_x0000_i1119" style="width:0;height:1.5pt" o:hralign="center" o:hrstd="t" o:hr="t" fillcolor="#a0a0a0" stroked="f"/>
         </w:pict>
       </w:r>
     </w:p>
@@ -17160,7 +17166,7 @@
       </w:pPr>
       <w:r>
         <w:pict w14:anchorId="4A492118">
-          <v:rect id="_x0000_i1784" style="width:0;height:1.5pt" o:hralign="center" o:hrstd="t" o:hr="t" fillcolor="#a0a0a0" stroked="f"/>
+          <v:rect id="_x0000_i1120" style="width:0;height:1.5pt" o:hralign="center" o:hrstd="t" o:hr="t" fillcolor="#a0a0a0" stroked="f"/>
         </w:pict>
       </w:r>
     </w:p>
@@ -17300,7 +17306,7 @@
       </w:pPr>
       <w:r>
         <w:pict w14:anchorId="72876A9C">
-          <v:rect id="_x0000_i1785" style="width:0;height:1.5pt" o:hralign="center" o:hrstd="t" o:hr="t" fillcolor="#a0a0a0" stroked="f"/>
+          <v:rect id="_x0000_i1121" style="width:0;height:1.5pt" o:hralign="center" o:hrstd="t" o:hr="t" fillcolor="#a0a0a0" stroked="f"/>
         </w:pict>
       </w:r>
     </w:p>
@@ -17334,7 +17340,7 @@
       </w:pPr>
       <w:r>
         <w:pict w14:anchorId="5011DB28">
-          <v:rect id="_x0000_i1786" style="width:0;height:1.5pt" o:hralign="center" o:hrstd="t" o:hr="t" fillcolor="#a0a0a0" stroked="f"/>
+          <v:rect id="_x0000_i1122" style="width:0;height:1.5pt" o:hralign="center" o:hrstd="t" o:hr="t" fillcolor="#a0a0a0" stroked="f"/>
         </w:pict>
       </w:r>
     </w:p>
@@ -17386,7 +17392,7 @@
       </w:pPr>
       <w:r>
         <w:pict w14:anchorId="58116A5E">
-          <v:rect id="_x0000_i1787" style="width:0;height:1.5pt" o:hralign="center" o:hrstd="t" o:hr="t" fillcolor="#a0a0a0" stroked="f"/>
+          <v:rect id="_x0000_i1123" style="width:0;height:1.5pt" o:hralign="center" o:hrstd="t" o:hr="t" fillcolor="#a0a0a0" stroked="f"/>
         </w:pict>
       </w:r>
     </w:p>
@@ -17453,7 +17459,7 @@
       <w:r>
         <w:lastRenderedPageBreak/>
         <w:pict w14:anchorId="2F2A7403">
-          <v:rect id="_x0000_i1788" style="width:0;height:1.5pt" o:hralign="center" o:hrstd="t" o:hr="t" fillcolor="#a0a0a0" stroked="f"/>
+          <v:rect id="_x0000_i1124" style="width:0;height:1.5pt" o:hralign="center" o:hrstd="t" o:hr="t" fillcolor="#a0a0a0" stroked="f"/>
         </w:pict>
       </w:r>
     </w:p>
@@ -21133,6 +21139,7 @@
   <w:style w:type="character" w:default="1" w:styleId="DefaultParagraphFont">
     <w:name w:val="Default Paragraph Font"/>
     <w:uiPriority w:val="1"/>
+    <w:semiHidden/>
     <w:unhideWhenUsed/>
   </w:style>
   <w:style w:type="table" w:default="1" w:styleId="TableNormal">

--- a/explication.docx
+++ b/explication.docx
@@ -5,6 +5,105 @@
     <w:p>
       <w:pPr>
         <w:rPr>
+          <w:b/>
+          <w:bCs/>
+        </w:rPr>
+      </w:pPr>
+      <w:r>
+        <w:rPr>
+          <w:b/>
+          <w:bCs/>
+        </w:rPr>
+        <w:t>4. Intégrer Sage 100 (la vraie base)</w:t>
+      </w:r>
+    </w:p>
+    <w:p>
+      <w:r>
+        <w:t xml:space="preserve">Bonne nouvelle : votre projet est </w:t>
+      </w:r>
+      <w:r>
+        <w:rPr>
+          <w:b/>
+          <w:bCs/>
+        </w:rPr>
+        <w:t>déjà préparé</w:t>
+      </w:r>
+      <w:r>
+        <w:t xml:space="preserve"> pour ça, via adaptation/db_adapter.py. Actuellement .env pointe sur DB_PATH=./entreprise_mock.db (SQLite, base de test).</w:t>
+      </w:r>
+    </w:p>
+    <w:p>
+      <w:r>
+        <w:t>Étapes pour passer sur la vraie base Sage 100 :</w:t>
+      </w:r>
+    </w:p>
+    <w:p>
+      <w:pPr>
+        <w:numPr>
+          <w:ilvl w:val="0"/>
+          <w:numId w:val="18"/>
+        </w:numPr>
+      </w:pPr>
+      <w:r>
+        <w:t>Lancez introspect_schema.py sur la vraie base Sage pour récupérer les vrais noms de tables/colonnes (F_COMPTET, CT_Num, etc.).</w:t>
+      </w:r>
+    </w:p>
+    <w:p>
+      <w:pPr>
+        <w:numPr>
+          <w:ilvl w:val="0"/>
+          <w:numId w:val="18"/>
+        </w:numPr>
+      </w:pPr>
+      <w:r>
+        <w:t xml:space="preserve">Mettez à jour adaptation/db_config.json : ne changez que les </w:t>
+      </w:r>
+      <w:r>
+        <w:rPr>
+          <w:b/>
+          <w:bCs/>
+        </w:rPr>
+        <w:t>valeurs</w:t>
+      </w:r>
+      <w:r>
+        <w:t xml:space="preserve"> (noms réels), jamais les </w:t>
+      </w:r>
+      <w:r>
+        <w:rPr>
+          <w:b/>
+          <w:bCs/>
+        </w:rPr>
+        <w:t>clés logiques</w:t>
+      </w:r>
+      <w:r>
+        <w:t xml:space="preserve"> (clients_fournisseurs, code...) — c'est ce que le code métier utilise partout.</w:t>
+      </w:r>
+    </w:p>
+    <w:p>
+      <w:pPr>
+        <w:numPr>
+          <w:ilvl w:val="0"/>
+          <w:numId w:val="18"/>
+        </w:numPr>
+      </w:pPr>
+      <w:r>
+        <w:t>Dans .env, changez le driver pour "mssql" et renseignez DB_SERVER, DB_NAME, DB_USER, DB_PASS (Sage 100 tourne généralement sur SQL Server).</w:t>
+      </w:r>
+    </w:p>
+    <w:p>
+      <w:pPr>
+        <w:numPr>
+          <w:ilvl w:val="0"/>
+          <w:numId w:val="18"/>
+        </w:numPr>
+      </w:pPr>
+      <w:r>
+        <w:t>Aucune autre modification de code n'est nécessaire — c'est tout l'intérêt de la couche d'abstraction que vous avez déjà.</w:t>
+      </w:r>
+    </w:p>
+    <w:p>
+      <w:pPr>
+        <w:rPr>
           <w:lang w:val="fr-FR"/>
         </w:rPr>
       </w:pPr>
@@ -181,6 +280,9 @@
       </w:r>
       <w:r>
         <w:br/>
+      </w:r>
+      <w:r>
+        <w:lastRenderedPageBreak/>
         <w:t xml:space="preserve">              │</w:t>
       </w:r>
       <w:r>
@@ -273,9 +375,6 @@
       </w:r>
       <w:r>
         <w:br/>
-      </w:r>
-      <w:r>
-        <w:lastRenderedPageBreak/>
         <w:t xml:space="preserve">              </w:t>
       </w:r>
       <w:r>
@@ -445,6 +544,7 @@
         <w:rPr>
           <w:lang w:val="fr-FR"/>
         </w:rPr>
+        <w:lastRenderedPageBreak/>
         <w:t>class ChatRequest(BaseModel):</w:t>
       </w:r>
       <w:r>
@@ -547,7 +647,6 @@
     </w:p>
     <w:p>
       <w:r>
-        <w:lastRenderedPageBreak/>
         <w:t>req.session_id</w:t>
       </w:r>
       <w:r>
@@ -728,6 +827,7 @@
         <w:rPr>
           <w:lang w:val="fr-FR"/>
         </w:rPr>
+        <w:lastRenderedPageBreak/>
         <w:t>Ainsi le backend "se souvient" de la conversation.</w:t>
       </w:r>
     </w:p>
@@ -861,7 +961,6 @@
         <w:rPr>
           <w:lang w:val="fr-FR"/>
         </w:rPr>
-        <w:lastRenderedPageBreak/>
         <w:t>Le texte est récupéré :</w:t>
       </w:r>
     </w:p>
@@ -1042,6 +1141,7 @@
         <w:rPr>
           <w:lang w:val="fr-FR"/>
         </w:rPr>
+        <w:lastRenderedPageBreak/>
         <w:t>Transforme-le</w:t>
       </w:r>
     </w:p>
@@ -1162,7 +1262,6 @@
         <w:rPr>
           <w:lang w:val="fr-FR"/>
         </w:rPr>
-        <w:lastRenderedPageBreak/>
         <w:t>[</w:t>
       </w:r>
       <w:r>
@@ -1345,6 +1444,7 @@
         <w:rPr>
           <w:lang w:val="fr-FR"/>
         </w:rPr>
+        <w:lastRenderedPageBreak/>
         <w:br/>
         <w:t xml:space="preserve">    "dernier_document":...,</w:t>
       </w:r>
@@ -1447,7 +1547,6 @@
         <w:rPr>
           <w:lang w:val="fr-FR"/>
         </w:rPr>
-        <w:lastRenderedPageBreak/>
         <w:t xml:space="preserve">C'est ici que FastAPI passe la main à votre </w:t>
       </w:r>
       <w:r>
@@ -1629,6 +1728,7 @@
           <w:bCs/>
           <w:lang w:val="fr-FR"/>
         </w:rPr>
+        <w:lastRenderedPageBreak/>
         <w:t>8. Retour du moteur</w:t>
       </w:r>
     </w:p>
@@ -1733,12 +1833,6 @@
           <w:lang w:val="fr-FR"/>
         </w:rPr>
         <w:br/>
-      </w:r>
-      <w:r>
-        <w:rPr>
-          <w:lang w:val="fr-FR"/>
-        </w:rPr>
-        <w:lastRenderedPageBreak/>
         <w:t>"score_confiance":0.98</w:t>
       </w:r>
       <w:r>
@@ -1943,6 +2037,7 @@
         <w:rPr>
           <w:lang w:val="fr-FR"/>
         </w:rPr>
+        <w:lastRenderedPageBreak/>
         <w:t>Si le graphe a généré un PDF :</w:t>
       </w:r>
     </w:p>
@@ -2023,7 +2118,6 @@
     </w:p>
     <w:p>
       <w:r>
-        <w:lastRenderedPageBreak/>
         <w:pict w14:anchorId="397FA3EF">
           <v:rect id="_x0000_i1036" style="width:0;height:1.5pt" o:hralign="center" o:hrstd="t" o:hr="t" fillcolor="#a0a0a0" stroked="f"/>
         </w:pict>
@@ -2212,6 +2306,7 @@
         <w:rPr>
           <w:lang w:val="fr-FR"/>
         </w:rPr>
+        <w:lastRenderedPageBreak/>
         <w:t>Le JSON envoyé au Front ressemble à :</w:t>
       </w:r>
     </w:p>
@@ -2310,7 +2405,6 @@
         <w:rPr>
           <w:lang w:val="fr-FR"/>
         </w:rPr>
-        <w:lastRenderedPageBreak/>
         <w:br/>
         <w:t xml:space="preserve">  "attente_complements":false,</w:t>
       </w:r>
@@ -2511,6 +2605,7 @@
         <w:rPr>
           <w:lang w:val="fr-FR"/>
         </w:rPr>
+        <w:lastRenderedPageBreak/>
         <w:t>ChatRequest</w:t>
       </w:r>
     </w:p>
@@ -2615,12 +2710,6 @@
           <w:lang w:val="fr-FR"/>
         </w:rPr>
         <w:br/>
-      </w:r>
-      <w:r>
-        <w:rPr>
-          <w:lang w:val="fr-FR"/>
-        </w:rPr>
-        <w:lastRenderedPageBreak/>
         <w:t xml:space="preserve">   "pdf_url":"/static/pdf/DV00015.pdf",</w:t>
       </w:r>
       <w:r>
@@ -2825,118 +2914,6 @@
           <w:lang w:val="fr-FR"/>
         </w:rPr>
         <w:br/>
-        <w:t xml:space="preserve">      │</w:t>
-      </w:r>
-      <w:r>
-        <w:rPr>
-          <w:lang w:val="fr-FR"/>
-        </w:rPr>
-        <w:br/>
-        <w:t>POST /api/chat</w:t>
-      </w:r>
-      <w:r>
-        <w:rPr>
-          <w:lang w:val="fr-FR"/>
-        </w:rPr>
-        <w:br/>
-        <w:t xml:space="preserve">      │</w:t>
-      </w:r>
-      <w:r>
-        <w:rPr>
-          <w:lang w:val="fr-FR"/>
-        </w:rPr>
-        <w:br/>
-        <w:t xml:space="preserve">      </w:t>
-      </w:r>
-      <w:r>
-        <w:rPr>
-          <w:rFonts w:ascii="Arial" w:hAnsi="Arial" w:cs="Arial"/>
-          <w:lang w:val="fr-FR"/>
-        </w:rPr>
-        <w:t>▼</w:t>
-      </w:r>
-      <w:r>
-        <w:rPr>
-          <w:lang w:val="fr-FR"/>
-        </w:rPr>
-        <w:br/>
-        <w:t>FastAPI</w:t>
-      </w:r>
-      <w:r>
-        <w:rPr>
-          <w:lang w:val="fr-FR"/>
-        </w:rPr>
-        <w:br/>
-        <w:t xml:space="preserve">      │</w:t>
-      </w:r>
-      <w:r>
-        <w:rPr>
-          <w:lang w:val="fr-FR"/>
-        </w:rPr>
-        <w:br/>
-        <w:t>Création/Récupération session</w:t>
-      </w:r>
-      <w:r>
-        <w:rPr>
-          <w:lang w:val="fr-FR"/>
-        </w:rPr>
-        <w:br/>
-        <w:t xml:space="preserve">      │</w:t>
-      </w:r>
-      <w:r>
-        <w:rPr>
-          <w:lang w:val="fr-FR"/>
-        </w:rPr>
-        <w:br/>
-        <w:t xml:space="preserve">      </w:t>
-      </w:r>
-      <w:r>
-        <w:rPr>
-          <w:rFonts w:ascii="Arial" w:hAnsi="Arial" w:cs="Arial"/>
-          <w:lang w:val="fr-FR"/>
-        </w:rPr>
-        <w:t>▼</w:t>
-      </w:r>
-      <w:r>
-        <w:rPr>
-          <w:lang w:val="fr-FR"/>
-        </w:rPr>
-        <w:br/>
-        <w:t>Construction de l'état</w:t>
-      </w:r>
-      <w:r>
-        <w:rPr>
-          <w:lang w:val="fr-FR"/>
-        </w:rPr>
-        <w:br/>
-        <w:t xml:space="preserve">      │</w:t>
-      </w:r>
-      <w:r>
-        <w:rPr>
-          <w:lang w:val="fr-FR"/>
-        </w:rPr>
-        <w:br/>
-        <w:t xml:space="preserve">      </w:t>
-      </w:r>
-      <w:r>
-        <w:rPr>
-          <w:rFonts w:ascii="Arial" w:hAnsi="Arial" w:cs="Arial"/>
-          <w:lang w:val="fr-FR"/>
-        </w:rPr>
-        <w:t>▼</w:t>
-      </w:r>
-      <w:r>
-        <w:rPr>
-          <w:lang w:val="fr-FR"/>
-        </w:rPr>
-        <w:br/>
-        <w:t>graphe.ainvoke(etat)</w:t>
-      </w:r>
-      <w:r>
-        <w:rPr>
-          <w:lang w:val="fr-FR"/>
-        </w:rPr>
-        <w:br/>
       </w:r>
       <w:r>
         <w:rPr>
@@ -2950,6 +2927,118 @@
           <w:lang w:val="fr-FR"/>
         </w:rPr>
         <w:br/>
+        <w:t>POST /api/chat</w:t>
+      </w:r>
+      <w:r>
+        <w:rPr>
+          <w:lang w:val="fr-FR"/>
+        </w:rPr>
+        <w:br/>
+        <w:t xml:space="preserve">      │</w:t>
+      </w:r>
+      <w:r>
+        <w:rPr>
+          <w:lang w:val="fr-FR"/>
+        </w:rPr>
+        <w:br/>
+        <w:t xml:space="preserve">      </w:t>
+      </w:r>
+      <w:r>
+        <w:rPr>
+          <w:rFonts w:ascii="Arial" w:hAnsi="Arial" w:cs="Arial"/>
+          <w:lang w:val="fr-FR"/>
+        </w:rPr>
+        <w:t>▼</w:t>
+      </w:r>
+      <w:r>
+        <w:rPr>
+          <w:lang w:val="fr-FR"/>
+        </w:rPr>
+        <w:br/>
+        <w:t>FastAPI</w:t>
+      </w:r>
+      <w:r>
+        <w:rPr>
+          <w:lang w:val="fr-FR"/>
+        </w:rPr>
+        <w:br/>
+        <w:t xml:space="preserve">      │</w:t>
+      </w:r>
+      <w:r>
+        <w:rPr>
+          <w:lang w:val="fr-FR"/>
+        </w:rPr>
+        <w:br/>
+        <w:t>Création/Récupération session</w:t>
+      </w:r>
+      <w:r>
+        <w:rPr>
+          <w:lang w:val="fr-FR"/>
+        </w:rPr>
+        <w:br/>
+        <w:t xml:space="preserve">      │</w:t>
+      </w:r>
+      <w:r>
+        <w:rPr>
+          <w:lang w:val="fr-FR"/>
+        </w:rPr>
+        <w:br/>
+        <w:t xml:space="preserve">      </w:t>
+      </w:r>
+      <w:r>
+        <w:rPr>
+          <w:rFonts w:ascii="Arial" w:hAnsi="Arial" w:cs="Arial"/>
+          <w:lang w:val="fr-FR"/>
+        </w:rPr>
+        <w:t>▼</w:t>
+      </w:r>
+      <w:r>
+        <w:rPr>
+          <w:lang w:val="fr-FR"/>
+        </w:rPr>
+        <w:br/>
+        <w:t>Construction de l'état</w:t>
+      </w:r>
+      <w:r>
+        <w:rPr>
+          <w:lang w:val="fr-FR"/>
+        </w:rPr>
+        <w:br/>
+        <w:t xml:space="preserve">      │</w:t>
+      </w:r>
+      <w:r>
+        <w:rPr>
+          <w:lang w:val="fr-FR"/>
+        </w:rPr>
+        <w:br/>
+        <w:t xml:space="preserve">      </w:t>
+      </w:r>
+      <w:r>
+        <w:rPr>
+          <w:rFonts w:ascii="Arial" w:hAnsi="Arial" w:cs="Arial"/>
+          <w:lang w:val="fr-FR"/>
+        </w:rPr>
+        <w:t>▼</w:t>
+      </w:r>
+      <w:r>
+        <w:rPr>
+          <w:lang w:val="fr-FR"/>
+        </w:rPr>
+        <w:br/>
+        <w:t>graphe.ainvoke(etat)</w:t>
+      </w:r>
+      <w:r>
+        <w:rPr>
+          <w:lang w:val="fr-FR"/>
+        </w:rPr>
+        <w:br/>
+        <w:t xml:space="preserve">      │</w:t>
+      </w:r>
+      <w:r>
+        <w:rPr>
+          <w:lang w:val="fr-FR"/>
+        </w:rPr>
+        <w:br/>
         <w:t xml:space="preserve">      </w:t>
       </w:r>
       <w:r>
@@ -3285,27 +3374,239 @@
           <w:lang w:val="fr-FR"/>
         </w:rPr>
         <w:br/>
+        <w:t>Extraction du texte</w:t>
+      </w:r>
+      <w:r>
+        <w:rPr>
+          <w:lang w:val="fr-FR"/>
+        </w:rPr>
+        <w:br/>
+        <w:t xml:space="preserve">          │</w:t>
+      </w:r>
+      <w:r>
+        <w:rPr>
+          <w:lang w:val="fr-FR"/>
+        </w:rPr>
+        <w:br/>
+        <w:t xml:space="preserve">          </w:t>
+      </w:r>
+      <w:r>
+        <w:rPr>
+          <w:rFonts w:ascii="Arial" w:hAnsi="Arial" w:cs="Arial"/>
+          <w:lang w:val="fr-FR"/>
+        </w:rPr>
+        <w:t>▼</w:t>
+      </w:r>
+      <w:r>
+        <w:rPr>
+          <w:lang w:val="fr-FR"/>
+        </w:rPr>
+        <w:br/>
+        <w:t>Découpage en morceaux (Chunks)</w:t>
+      </w:r>
+      <w:r>
+        <w:rPr>
+          <w:lang w:val="fr-FR"/>
+        </w:rPr>
+        <w:br/>
+        <w:t xml:space="preserve">          │</w:t>
+      </w:r>
+      <w:r>
+        <w:rPr>
+          <w:lang w:val="fr-FR"/>
+        </w:rPr>
+        <w:br/>
+        <w:t xml:space="preserve">          </w:t>
+      </w:r>
+      <w:r>
+        <w:rPr>
+          <w:rFonts w:ascii="Arial" w:hAnsi="Arial" w:cs="Arial"/>
+          <w:lang w:val="fr-FR"/>
+        </w:rPr>
+        <w:t>▼</w:t>
+      </w:r>
+      <w:r>
+        <w:rPr>
+          <w:lang w:val="fr-FR"/>
+        </w:rPr>
+        <w:br/>
+        <w:t>Création des embeddings</w:t>
+      </w:r>
+      <w:r>
+        <w:rPr>
+          <w:lang w:val="fr-FR"/>
+        </w:rPr>
+        <w:br/>
+        <w:t xml:space="preserve">          │</w:t>
+      </w:r>
+      <w:r>
+        <w:rPr>
+          <w:lang w:val="fr-FR"/>
+        </w:rPr>
+        <w:br/>
+        <w:t xml:space="preserve">          </w:t>
+      </w:r>
+      <w:r>
+        <w:rPr>
+          <w:rFonts w:ascii="Arial" w:hAnsi="Arial" w:cs="Arial"/>
+          <w:lang w:val="fr-FR"/>
+        </w:rPr>
+        <w:t>▼</w:t>
+      </w:r>
+      <w:r>
+        <w:rPr>
+          <w:lang w:val="fr-FR"/>
+        </w:rPr>
+        <w:br/>
+        <w:t>Stockage dans Qdrant + BM25</w:t>
+      </w:r>
+    </w:p>
+    <w:p>
+      <w:pPr>
+        <w:rPr>
+          <w:lang w:val="fr-FR"/>
+        </w:rPr>
+      </w:pPr>
+      <w:r>
+        <w:rPr>
+          <w:lang w:val="fr-FR"/>
+        </w:rPr>
+        <w:t>Puis, lors d'une question :</w:t>
+      </w:r>
+    </w:p>
+    <w:p>
+      <w:pPr>
+        <w:rPr>
+          <w:lang w:val="fr-FR"/>
+        </w:rPr>
+      </w:pPr>
+      <w:r>
+        <w:rPr>
+          <w:lang w:val="fr-FR"/>
+        </w:rPr>
+        <w:t>Utilisateur</w:t>
+      </w:r>
+      <w:r>
+        <w:rPr>
+          <w:lang w:val="fr-FR"/>
+        </w:rPr>
+        <w:br/>
+        <w:t xml:space="preserve">      │</w:t>
+      </w:r>
+      <w:r>
+        <w:rPr>
+          <w:lang w:val="fr-FR"/>
+        </w:rPr>
+        <w:br/>
+        <w:t xml:space="preserve">      </w:t>
+      </w:r>
+      <w:r>
+        <w:rPr>
+          <w:rFonts w:ascii="Arial" w:hAnsi="Arial" w:cs="Arial"/>
+          <w:lang w:val="fr-FR"/>
+        </w:rPr>
+        <w:t>▼</w:t>
+      </w:r>
+      <w:r>
+        <w:rPr>
+          <w:lang w:val="fr-FR"/>
+        </w:rPr>
+        <w:br/>
+        <w:t>Question</w:t>
+      </w:r>
+      <w:r>
+        <w:rPr>
+          <w:lang w:val="fr-FR"/>
+        </w:rPr>
+        <w:br/>
+      </w:r>
+      <w:r>
+        <w:rPr>
+          <w:lang w:val="fr-FR"/>
+        </w:rPr>
+        <w:br/>
+        <w:t xml:space="preserve">      │</w:t>
+      </w:r>
+      <w:r>
+        <w:rPr>
+          <w:lang w:val="fr-FR"/>
+        </w:rPr>
+        <w:br/>
+        <w:t xml:space="preserve">      </w:t>
+      </w:r>
+      <w:r>
+        <w:rPr>
+          <w:rFonts w:ascii="Arial" w:hAnsi="Arial" w:cs="Arial"/>
+          <w:lang w:val="fr-FR"/>
+        </w:rPr>
+        <w:t>▼</w:t>
+      </w:r>
+      <w:r>
+        <w:rPr>
+          <w:lang w:val="fr-FR"/>
+        </w:rPr>
+        <w:br/>
+        <w:t>Embedding de la question</w:t>
+      </w:r>
+      <w:r>
+        <w:rPr>
+          <w:lang w:val="fr-FR"/>
+        </w:rPr>
+        <w:br/>
+      </w:r>
+      <w:r>
+        <w:rPr>
+          <w:lang w:val="fr-FR"/>
+        </w:rPr>
+        <w:br/>
+        <w:t xml:space="preserve">      │</w:t>
+      </w:r>
+      <w:r>
+        <w:rPr>
+          <w:lang w:val="fr-FR"/>
+        </w:rPr>
+        <w:br/>
+        <w:t xml:space="preserve">      </w:t>
+      </w:r>
+      <w:r>
+        <w:rPr>
+          <w:rFonts w:ascii="Arial" w:hAnsi="Arial" w:cs="Arial"/>
+          <w:lang w:val="fr-FR"/>
+        </w:rPr>
+        <w:t>▼</w:t>
+      </w:r>
+      <w:r>
+        <w:rPr>
+          <w:lang w:val="fr-FR"/>
+        </w:rPr>
+        <w:br/>
+        <w:t>Recherche dans Qdrant</w:t>
+      </w:r>
+      <w:r>
+        <w:rPr>
+          <w:lang w:val="fr-FR"/>
+        </w:rPr>
+        <w:br/>
+      </w:r>
+      <w:r>
+        <w:rPr>
+          <w:lang w:val="fr-FR"/>
+        </w:rPr>
+        <w:br/>
+        <w:t xml:space="preserve">      │</w:t>
+      </w:r>
+      <w:r>
+        <w:rPr>
+          <w:lang w:val="fr-FR"/>
+        </w:rPr>
+        <w:br/>
       </w:r>
       <w:r>
         <w:rPr>
           <w:lang w:val="fr-FR"/>
         </w:rPr>
         <w:lastRenderedPageBreak/>
-        <w:t>Extraction du texte</w:t>
-      </w:r>
-      <w:r>
-        <w:rPr>
-          <w:lang w:val="fr-FR"/>
-        </w:rPr>
-        <w:br/>
-        <w:t xml:space="preserve">          │</w:t>
-      </w:r>
-      <w:r>
-        <w:rPr>
-          <w:lang w:val="fr-FR"/>
-        </w:rPr>
-        <w:br/>
-        <w:t xml:space="preserve">          </w:t>
+        <w:t xml:space="preserve">      </w:t>
       </w:r>
       <w:r>
         <w:rPr>
@@ -3319,21 +3620,27 @@
           <w:lang w:val="fr-FR"/>
         </w:rPr>
         <w:br/>
-        <w:t>Découpage en morceaux (Chunks)</w:t>
-      </w:r>
-      <w:r>
-        <w:rPr>
-          <w:lang w:val="fr-FR"/>
-        </w:rPr>
-        <w:br/>
-        <w:t xml:space="preserve">          │</w:t>
-      </w:r>
-      <w:r>
-        <w:rPr>
-          <w:lang w:val="fr-FR"/>
-        </w:rPr>
-        <w:br/>
-        <w:t xml:space="preserve">          </w:t>
+        <w:t>Recherche BM25</w:t>
+      </w:r>
+      <w:r>
+        <w:rPr>
+          <w:lang w:val="fr-FR"/>
+        </w:rPr>
+        <w:br/>
+      </w:r>
+      <w:r>
+        <w:rPr>
+          <w:lang w:val="fr-FR"/>
+        </w:rPr>
+        <w:br/>
+        <w:t xml:space="preserve">      │</w:t>
+      </w:r>
+      <w:r>
+        <w:rPr>
+          <w:lang w:val="fr-FR"/>
+        </w:rPr>
+        <w:br/>
+        <w:t xml:space="preserve">      </w:t>
       </w:r>
       <w:r>
         <w:rPr>
@@ -3347,21 +3654,27 @@
           <w:lang w:val="fr-FR"/>
         </w:rPr>
         <w:br/>
-        <w:t>Création des embeddings</w:t>
-      </w:r>
-      <w:r>
-        <w:rPr>
-          <w:lang w:val="fr-FR"/>
-        </w:rPr>
-        <w:br/>
-        <w:t xml:space="preserve">          │</w:t>
-      </w:r>
-      <w:r>
-        <w:rPr>
-          <w:lang w:val="fr-FR"/>
-        </w:rPr>
-        <w:br/>
-        <w:t xml:space="preserve">          </w:t>
+        <w:t>Fusion des résultats</w:t>
+      </w:r>
+      <w:r>
+        <w:rPr>
+          <w:lang w:val="fr-FR"/>
+        </w:rPr>
+        <w:br/>
+      </w:r>
+      <w:r>
+        <w:rPr>
+          <w:lang w:val="fr-FR"/>
+        </w:rPr>
+        <w:br/>
+        <w:t xml:space="preserve">      │</w:t>
+      </w:r>
+      <w:r>
+        <w:rPr>
+          <w:lang w:val="fr-FR"/>
+        </w:rPr>
+        <w:br/>
+        <w:t xml:space="preserve">      </w:t>
       </w:r>
       <w:r>
         <w:rPr>
@@ -3375,33 +3688,13 @@
           <w:lang w:val="fr-FR"/>
         </w:rPr>
         <w:br/>
-        <w:t>Stockage dans Qdrant + BM25</w:t>
-      </w:r>
-    </w:p>
-    <w:p>
-      <w:pPr>
-        <w:rPr>
-          <w:lang w:val="fr-FR"/>
-        </w:rPr>
-      </w:pPr>
-      <w:r>
-        <w:rPr>
-          <w:lang w:val="fr-FR"/>
-        </w:rPr>
-        <w:t>Puis, lors d'une question :</w:t>
-      </w:r>
-    </w:p>
-    <w:p>
-      <w:pPr>
-        <w:rPr>
-          <w:lang w:val="fr-FR"/>
-        </w:rPr>
-      </w:pPr>
-      <w:r>
-        <w:rPr>
-          <w:lang w:val="fr-FR"/>
-        </w:rPr>
-        <w:t>Utilisateur</w:t>
+        <w:t>Passage au LLM</w:t>
+      </w:r>
+      <w:r>
+        <w:rPr>
+          <w:lang w:val="fr-FR"/>
+        </w:rPr>
+        <w:br/>
       </w:r>
       <w:r>
         <w:rPr>
@@ -3415,216 +3708,6 @@
           <w:lang w:val="fr-FR"/>
         </w:rPr>
         <w:br/>
-        <w:t xml:space="preserve">      </w:t>
-      </w:r>
-      <w:r>
-        <w:rPr>
-          <w:rFonts w:ascii="Arial" w:hAnsi="Arial" w:cs="Arial"/>
-          <w:lang w:val="fr-FR"/>
-        </w:rPr>
-        <w:t>▼</w:t>
-      </w:r>
-      <w:r>
-        <w:rPr>
-          <w:lang w:val="fr-FR"/>
-        </w:rPr>
-        <w:br/>
-        <w:t>Question</w:t>
-      </w:r>
-      <w:r>
-        <w:rPr>
-          <w:lang w:val="fr-FR"/>
-        </w:rPr>
-        <w:br/>
-      </w:r>
-      <w:r>
-        <w:rPr>
-          <w:lang w:val="fr-FR"/>
-        </w:rPr>
-        <w:br/>
-        <w:t xml:space="preserve">      │</w:t>
-      </w:r>
-      <w:r>
-        <w:rPr>
-          <w:lang w:val="fr-FR"/>
-        </w:rPr>
-        <w:br/>
-        <w:t xml:space="preserve">      </w:t>
-      </w:r>
-      <w:r>
-        <w:rPr>
-          <w:rFonts w:ascii="Arial" w:hAnsi="Arial" w:cs="Arial"/>
-          <w:lang w:val="fr-FR"/>
-        </w:rPr>
-        <w:t>▼</w:t>
-      </w:r>
-      <w:r>
-        <w:rPr>
-          <w:lang w:val="fr-FR"/>
-        </w:rPr>
-        <w:br/>
-        <w:t>Embedding de la question</w:t>
-      </w:r>
-      <w:r>
-        <w:rPr>
-          <w:lang w:val="fr-FR"/>
-        </w:rPr>
-        <w:br/>
-      </w:r>
-      <w:r>
-        <w:rPr>
-          <w:lang w:val="fr-FR"/>
-        </w:rPr>
-        <w:br/>
-        <w:t xml:space="preserve">      │</w:t>
-      </w:r>
-      <w:r>
-        <w:rPr>
-          <w:lang w:val="fr-FR"/>
-        </w:rPr>
-        <w:br/>
-        <w:t xml:space="preserve">      </w:t>
-      </w:r>
-      <w:r>
-        <w:rPr>
-          <w:rFonts w:ascii="Arial" w:hAnsi="Arial" w:cs="Arial"/>
-          <w:lang w:val="fr-FR"/>
-        </w:rPr>
-        <w:t>▼</w:t>
-      </w:r>
-      <w:r>
-        <w:rPr>
-          <w:lang w:val="fr-FR"/>
-        </w:rPr>
-        <w:br/>
-        <w:t>Recherche dans Qdrant</w:t>
-      </w:r>
-      <w:r>
-        <w:rPr>
-          <w:lang w:val="fr-FR"/>
-        </w:rPr>
-        <w:br/>
-      </w:r>
-      <w:r>
-        <w:rPr>
-          <w:lang w:val="fr-FR"/>
-        </w:rPr>
-        <w:br/>
-        <w:t xml:space="preserve">      │</w:t>
-      </w:r>
-      <w:r>
-        <w:rPr>
-          <w:lang w:val="fr-FR"/>
-        </w:rPr>
-        <w:br/>
-        <w:t xml:space="preserve">      </w:t>
-      </w:r>
-      <w:r>
-        <w:rPr>
-          <w:rFonts w:ascii="Arial" w:hAnsi="Arial" w:cs="Arial"/>
-          <w:lang w:val="fr-FR"/>
-        </w:rPr>
-        <w:t>▼</w:t>
-      </w:r>
-      <w:r>
-        <w:rPr>
-          <w:lang w:val="fr-FR"/>
-        </w:rPr>
-        <w:br/>
-        <w:t>Recherche BM25</w:t>
-      </w:r>
-      <w:r>
-        <w:rPr>
-          <w:lang w:val="fr-FR"/>
-        </w:rPr>
-        <w:br/>
-      </w:r>
-      <w:r>
-        <w:rPr>
-          <w:lang w:val="fr-FR"/>
-        </w:rPr>
-        <w:br/>
-        <w:t xml:space="preserve">      │</w:t>
-      </w:r>
-      <w:r>
-        <w:rPr>
-          <w:lang w:val="fr-FR"/>
-        </w:rPr>
-        <w:br/>
-        <w:t xml:space="preserve">      </w:t>
-      </w:r>
-      <w:r>
-        <w:rPr>
-          <w:rFonts w:ascii="Arial" w:hAnsi="Arial" w:cs="Arial"/>
-          <w:lang w:val="fr-FR"/>
-        </w:rPr>
-        <w:t>▼</w:t>
-      </w:r>
-      <w:r>
-        <w:rPr>
-          <w:lang w:val="fr-FR"/>
-        </w:rPr>
-        <w:br/>
-        <w:t>Fusion des résultats</w:t>
-      </w:r>
-      <w:r>
-        <w:rPr>
-          <w:lang w:val="fr-FR"/>
-        </w:rPr>
-        <w:br/>
-      </w:r>
-      <w:r>
-        <w:rPr>
-          <w:lang w:val="fr-FR"/>
-        </w:rPr>
-        <w:br/>
-        <w:t xml:space="preserve">      │</w:t>
-      </w:r>
-      <w:r>
-        <w:rPr>
-          <w:lang w:val="fr-FR"/>
-        </w:rPr>
-        <w:br/>
-        <w:t xml:space="preserve">      </w:t>
-      </w:r>
-      <w:r>
-        <w:rPr>
-          <w:rFonts w:ascii="Arial" w:hAnsi="Arial" w:cs="Arial"/>
-          <w:lang w:val="fr-FR"/>
-        </w:rPr>
-        <w:t>▼</w:t>
-      </w:r>
-      <w:r>
-        <w:rPr>
-          <w:lang w:val="fr-FR"/>
-        </w:rPr>
-        <w:br/>
-        <w:t>Passage au LLM</w:t>
-      </w:r>
-      <w:r>
-        <w:rPr>
-          <w:lang w:val="fr-FR"/>
-        </w:rPr>
-        <w:br/>
-      </w:r>
-      <w:r>
-        <w:rPr>
-          <w:lang w:val="fr-FR"/>
-        </w:rPr>
-        <w:br/>
-        <w:t xml:space="preserve">      │</w:t>
-      </w:r>
-      <w:r>
-        <w:rPr>
-          <w:lang w:val="fr-FR"/>
-        </w:rPr>
-        <w:br/>
-      </w:r>
-      <w:r>
-        <w:rPr>
-          <w:lang w:val="fr-FR"/>
-        </w:rPr>
-        <w:lastRenderedPageBreak/>
         <w:t xml:space="preserve">      </w:t>
       </w:r>
       <w:r>
@@ -3801,6 +3884,7 @@
         <w:rPr>
           <w:lang w:val="fr-FR"/>
         </w:rPr>
+        <w:lastRenderedPageBreak/>
         <w:t>pages = extraire_texte_pdf(chemin_pdf)</w:t>
       </w:r>
     </w:p>
@@ -3911,7 +3995,6 @@
         <w:rPr>
           <w:lang w:val="fr-FR"/>
         </w:rPr>
-        <w:lastRenderedPageBreak/>
         <w:t>_ocr_page()</w:t>
       </w:r>
     </w:p>
@@ -4068,6 +4151,9 @@
       </w:r>
       <w:r>
         <w:br/>
+      </w:r>
+      <w:r>
+        <w:lastRenderedPageBreak/>
         <w:t>réclamation</w:t>
       </w:r>
       <w:r>
@@ -4158,7 +4244,6 @@
         <w:rPr>
           <w:lang w:val="fr-FR"/>
         </w:rPr>
-        <w:lastRenderedPageBreak/>
         <w:t>_RX_CODE_CLIENT</w:t>
       </w:r>
       <w:r>
@@ -4354,6 +4439,7 @@
         <w:rPr>
           <w:lang w:val="fr-FR"/>
         </w:rPr>
+        <w:lastRenderedPageBreak/>
         <w:t>↓</w:t>
       </w:r>
     </w:p>
@@ -4444,7 +4530,6 @@
         <w:rPr>
           <w:lang w:val="fr-FR"/>
         </w:rPr>
-        <w:lastRenderedPageBreak/>
         <w:br/>
         <w:t>900 caractères</w:t>
       </w:r>
@@ -4652,6 +4737,7 @@
         <w:rPr>
           <w:lang w:val="fr-FR"/>
         </w:rPr>
+        <w:lastRenderedPageBreak/>
         <w:t>[0.12,</w:t>
       </w:r>
       <w:r>
@@ -4754,7 +4840,6 @@
         <w:rPr>
           <w:lang w:val="fr-FR"/>
         </w:rPr>
-        <w:lastRenderedPageBreak/>
         <w:t>Chaque chunk est enregistré ici :</w:t>
       </w:r>
     </w:p>
@@ -4933,6 +5018,7 @@
         <w:rPr>
           <w:lang w:val="fr-FR"/>
         </w:rPr>
+        <w:lastRenderedPageBreak/>
         <w:t>En parallèle, le même texte est transformé en tokens :</w:t>
       </w:r>
     </w:p>
@@ -5043,7 +5129,6 @@
         <w:br/>
       </w:r>
       <w:r>
-        <w:lastRenderedPageBreak/>
         <w:br/>
         <w:t>BM25</w:t>
       </w:r>
@@ -5247,6 +5332,7 @@
         <w:rPr>
           <w:lang w:val="fr-FR"/>
         </w:rPr>
+        <w:lastRenderedPageBreak/>
         <w:t>cherche les vecteurs les plus proches dans</w:t>
       </w:r>
     </w:p>
@@ -5364,7 +5450,6 @@
         <w:rPr>
           <w:lang w:val="fr-FR"/>
         </w:rPr>
-        <w:lastRenderedPageBreak/>
         <w:t>Le moteur peut retrouver le document grâce à la similarité des embeddings.</w:t>
       </w:r>
     </w:p>
@@ -5582,6 +5667,7 @@
         <w:rPr>
           <w:lang w:val="fr-FR"/>
         </w:rPr>
+        <w:lastRenderedPageBreak/>
         <w:t>Le principe est simple :</w:t>
       </w:r>
     </w:p>
@@ -5665,7 +5751,6 @@
     </w:p>
     <w:p>
       <w:r>
-        <w:lastRenderedPageBreak/>
         <w:pict w14:anchorId="435A0C1B">
           <v:rect id="_x0000_i1052" style="width:0;height:1.5pt" o:hralign="center" o:hrstd="t" o:hr="t" fillcolor="#a0a0a0" stroked="f"/>
         </w:pict>
@@ -5878,6 +5963,7 @@
           <w:bCs/>
           <w:lang w:val="fr-FR"/>
         </w:rPr>
+        <w:lastRenderedPageBreak/>
         <w:t>Étape 6 : renvoi des meilleurs chunks</w:t>
       </w:r>
     </w:p>
@@ -5973,7 +6059,6 @@
         <w:rPr>
           <w:lang w:val="fr-FR"/>
         </w:rPr>
-        <w:lastRenderedPageBreak/>
         <w:t>Ces morceaux sont ensuite transmis au LLM (dans ton projet via orchestrateur_general et le graphe) pour générer une réponse fondée sur les documents retrouvés.</w:t>
       </w:r>
     </w:p>
@@ -6168,6 +6253,12 @@
           <w:lang w:val="fr-FR"/>
         </w:rPr>
         <w:br/>
+      </w:r>
+      <w:r>
+        <w:rPr>
+          <w:lang w:val="fr-FR"/>
+        </w:rPr>
+        <w:lastRenderedPageBreak/>
         <w:t xml:space="preserve">      │</w:t>
       </w:r>
       <w:r>
@@ -6272,8 +6363,197 @@
         <w:rPr>
           <w:lang w:val="fr-FR"/>
         </w:rPr>
+        <w:br/>
+        <w:t xml:space="preserve">      </w:t>
+      </w:r>
+      <w:r>
+        <w:rPr>
+          <w:rFonts w:ascii="Arial" w:hAnsi="Arial" w:cs="Arial"/>
+          <w:lang w:val="fr-FR"/>
+        </w:rPr>
+        <w:t>▼</w:t>
+      </w:r>
+      <w:r>
+        <w:rPr>
+          <w:lang w:val="fr-FR"/>
+        </w:rPr>
+        <w:br/>
+      </w:r>
+      <w:r>
+        <w:rPr>
+          <w:lang w:val="fr-FR"/>
+        </w:rPr>
+        <w:br/>
+        <w:t>rechercher()</w:t>
+      </w:r>
+      <w:r>
+        <w:rPr>
+          <w:lang w:val="fr-FR"/>
+        </w:rPr>
+        <w:br/>
+      </w:r>
+      <w:r>
+        <w:rPr>
+          <w:lang w:val="fr-FR"/>
+        </w:rPr>
+        <w:br/>
+        <w:t xml:space="preserve">      │</w:t>
+      </w:r>
+      <w:r>
+        <w:rPr>
+          <w:lang w:val="fr-FR"/>
+        </w:rPr>
+        <w:br/>
+      </w:r>
+      <w:r>
+        <w:rPr>
+          <w:lang w:val="fr-FR"/>
+        </w:rPr>
+        <w:br/>
+        <w:t xml:space="preserve">      </w:t>
+      </w:r>
+      <w:r>
+        <w:rPr>
+          <w:rFonts w:ascii="Arial" w:hAnsi="Arial" w:cs="Arial"/>
+          <w:lang w:val="fr-FR"/>
+        </w:rPr>
+        <w:t>▼</w:t>
+      </w:r>
+      <w:r>
+        <w:rPr>
+          <w:lang w:val="fr-FR"/>
+        </w:rPr>
+        <w:br/>
+      </w:r>
+      <w:r>
+        <w:rPr>
+          <w:lang w:val="fr-FR"/>
+        </w:rPr>
+        <w:br/>
+        <w:t>Qdrant + BM25</w:t>
+      </w:r>
+      <w:r>
+        <w:rPr>
+          <w:lang w:val="fr-FR"/>
+        </w:rPr>
+        <w:br/>
+      </w:r>
+      <w:r>
+        <w:rPr>
+          <w:lang w:val="fr-FR"/>
+        </w:rPr>
+        <w:br/>
+        <w:t xml:space="preserve">      │</w:t>
+      </w:r>
+      <w:r>
+        <w:rPr>
+          <w:lang w:val="fr-FR"/>
+        </w:rPr>
+        <w:br/>
+      </w:r>
+      <w:r>
+        <w:rPr>
+          <w:lang w:val="fr-FR"/>
+        </w:rPr>
+        <w:br/>
+        <w:t xml:space="preserve">      </w:t>
+      </w:r>
+      <w:r>
+        <w:rPr>
+          <w:rFonts w:ascii="Arial" w:hAnsi="Arial" w:cs="Arial"/>
+          <w:lang w:val="fr-FR"/>
+        </w:rPr>
+        <w:t>▼</w:t>
+      </w:r>
+      <w:r>
+        <w:rPr>
+          <w:lang w:val="fr-FR"/>
+        </w:rPr>
+        <w:br/>
+      </w:r>
+      <w:r>
+        <w:rPr>
+          <w:lang w:val="fr-FR"/>
+        </w:rPr>
+        <w:br/>
+        <w:t>Chunks retrouvés</w:t>
+      </w:r>
+      <w:r>
+        <w:rPr>
+          <w:lang w:val="fr-FR"/>
+        </w:rPr>
+        <w:br/>
+      </w:r>
+      <w:r>
+        <w:rPr>
+          <w:lang w:val="fr-FR"/>
+        </w:rPr>
+        <w:br/>
+        <w:t xml:space="preserve">      │</w:t>
+      </w:r>
+      <w:r>
+        <w:rPr>
+          <w:lang w:val="fr-FR"/>
+        </w:rPr>
+        <w:br/>
+      </w:r>
+      <w:r>
+        <w:rPr>
+          <w:lang w:val="fr-FR"/>
+        </w:rPr>
+        <w:br/>
+        <w:t xml:space="preserve">      </w:t>
+      </w:r>
+      <w:r>
+        <w:rPr>
+          <w:rFonts w:ascii="Arial" w:hAnsi="Arial" w:cs="Arial"/>
+          <w:lang w:val="fr-FR"/>
+        </w:rPr>
+        <w:t>▼</w:t>
+      </w:r>
+      <w:r>
+        <w:rPr>
+          <w:lang w:val="fr-FR"/>
+        </w:rPr>
+        <w:br/>
+      </w:r>
+      <w:r>
+        <w:rPr>
+          <w:lang w:val="fr-FR"/>
+        </w:rPr>
+        <w:br/>
+        <w:t>LLM</w:t>
+      </w:r>
+      <w:r>
+        <w:rPr>
+          <w:lang w:val="fr-FR"/>
+        </w:rPr>
+        <w:br/>
+      </w:r>
+      <w:r>
+        <w:rPr>
+          <w:lang w:val="fr-FR"/>
+        </w:rPr>
+        <w:br/>
+        <w:t xml:space="preserve">      │</w:t>
+      </w:r>
+      <w:r>
+        <w:rPr>
+          <w:lang w:val="fr-FR"/>
+        </w:rPr>
+        <w:br/>
+      </w:r>
+      <w:r>
+        <w:rPr>
+          <w:lang w:val="fr-FR"/>
+        </w:rPr>
+        <w:br/>
+      </w:r>
+      <w:r>
+        <w:rPr>
+          <w:lang w:val="fr-FR"/>
+        </w:rPr>
         <w:lastRenderedPageBreak/>
-        <w:br/>
         <w:t xml:space="preserve">      </w:t>
       </w:r>
       <w:r>
@@ -6294,7 +6574,7 @@
           <w:lang w:val="fr-FR"/>
         </w:rPr>
         <w:br/>
-        <w:t>rechercher()</w:t>
+        <w:t>Réponse finale</w:t>
       </w:r>
       <w:r>
         <w:rPr>
@@ -6340,7 +6620,7 @@
           <w:lang w:val="fr-FR"/>
         </w:rPr>
         <w:br/>
-        <w:t>Qdrant + BM25</w:t>
+        <w:t>FastAPI</w:t>
       </w:r>
       <w:r>
         <w:rPr>
@@ -6385,191 +6665,6 @@
         <w:rPr>
           <w:lang w:val="fr-FR"/>
         </w:rPr>
-        <w:br/>
-        <w:t>Chunks retrouvés</w:t>
-      </w:r>
-      <w:r>
-        <w:rPr>
-          <w:lang w:val="fr-FR"/>
-        </w:rPr>
-        <w:br/>
-      </w:r>
-      <w:r>
-        <w:rPr>
-          <w:lang w:val="fr-FR"/>
-        </w:rPr>
-        <w:br/>
-        <w:t xml:space="preserve">      │</w:t>
-      </w:r>
-      <w:r>
-        <w:rPr>
-          <w:lang w:val="fr-FR"/>
-        </w:rPr>
-        <w:br/>
-      </w:r>
-      <w:r>
-        <w:rPr>
-          <w:lang w:val="fr-FR"/>
-        </w:rPr>
-        <w:br/>
-        <w:t xml:space="preserve">      </w:t>
-      </w:r>
-      <w:r>
-        <w:rPr>
-          <w:rFonts w:ascii="Arial" w:hAnsi="Arial" w:cs="Arial"/>
-          <w:lang w:val="fr-FR"/>
-        </w:rPr>
-        <w:t>▼</w:t>
-      </w:r>
-      <w:r>
-        <w:rPr>
-          <w:lang w:val="fr-FR"/>
-        </w:rPr>
-        <w:br/>
-      </w:r>
-      <w:r>
-        <w:rPr>
-          <w:lang w:val="fr-FR"/>
-        </w:rPr>
-        <w:br/>
-        <w:t>LLM</w:t>
-      </w:r>
-      <w:r>
-        <w:rPr>
-          <w:lang w:val="fr-FR"/>
-        </w:rPr>
-        <w:br/>
-      </w:r>
-      <w:r>
-        <w:rPr>
-          <w:lang w:val="fr-FR"/>
-        </w:rPr>
-        <w:br/>
-        <w:t xml:space="preserve">      │</w:t>
-      </w:r>
-      <w:r>
-        <w:rPr>
-          <w:lang w:val="fr-FR"/>
-        </w:rPr>
-        <w:br/>
-      </w:r>
-      <w:r>
-        <w:rPr>
-          <w:lang w:val="fr-FR"/>
-        </w:rPr>
-        <w:br/>
-        <w:t xml:space="preserve">      </w:t>
-      </w:r>
-      <w:r>
-        <w:rPr>
-          <w:rFonts w:ascii="Arial" w:hAnsi="Arial" w:cs="Arial"/>
-          <w:lang w:val="fr-FR"/>
-        </w:rPr>
-        <w:t>▼</w:t>
-      </w:r>
-      <w:r>
-        <w:rPr>
-          <w:lang w:val="fr-FR"/>
-        </w:rPr>
-        <w:br/>
-      </w:r>
-      <w:r>
-        <w:rPr>
-          <w:lang w:val="fr-FR"/>
-        </w:rPr>
-        <w:br/>
-        <w:t>Réponse finale</w:t>
-      </w:r>
-      <w:r>
-        <w:rPr>
-          <w:lang w:val="fr-FR"/>
-        </w:rPr>
-        <w:br/>
-      </w:r>
-      <w:r>
-        <w:rPr>
-          <w:lang w:val="fr-FR"/>
-        </w:rPr>
-        <w:br/>
-        <w:t xml:space="preserve">      │</w:t>
-      </w:r>
-      <w:r>
-        <w:rPr>
-          <w:lang w:val="fr-FR"/>
-        </w:rPr>
-        <w:br/>
-      </w:r>
-      <w:r>
-        <w:rPr>
-          <w:lang w:val="fr-FR"/>
-        </w:rPr>
-        <w:br/>
-        <w:t xml:space="preserve">      </w:t>
-      </w:r>
-      <w:r>
-        <w:rPr>
-          <w:rFonts w:ascii="Arial" w:hAnsi="Arial" w:cs="Arial"/>
-          <w:lang w:val="fr-FR"/>
-        </w:rPr>
-        <w:t>▼</w:t>
-      </w:r>
-      <w:r>
-        <w:rPr>
-          <w:lang w:val="fr-FR"/>
-        </w:rPr>
-        <w:br/>
-      </w:r>
-      <w:r>
-        <w:rPr>
-          <w:lang w:val="fr-FR"/>
-        </w:rPr>
-        <w:br/>
-        <w:t>FastAPI</w:t>
-      </w:r>
-      <w:r>
-        <w:rPr>
-          <w:lang w:val="fr-FR"/>
-        </w:rPr>
-        <w:br/>
-      </w:r>
-      <w:r>
-        <w:rPr>
-          <w:lang w:val="fr-FR"/>
-        </w:rPr>
-        <w:br/>
-        <w:t xml:space="preserve">      │</w:t>
-      </w:r>
-      <w:r>
-        <w:rPr>
-          <w:lang w:val="fr-FR"/>
-        </w:rPr>
-        <w:br/>
-      </w:r>
-      <w:r>
-        <w:rPr>
-          <w:lang w:val="fr-FR"/>
-        </w:rPr>
-        <w:br/>
-        <w:t xml:space="preserve">      </w:t>
-      </w:r>
-      <w:r>
-        <w:rPr>
-          <w:rFonts w:ascii="Arial" w:hAnsi="Arial" w:cs="Arial"/>
-          <w:lang w:val="fr-FR"/>
-        </w:rPr>
-        <w:t>▼</w:t>
-      </w:r>
-      <w:r>
-        <w:rPr>
-          <w:lang w:val="fr-FR"/>
-        </w:rPr>
-        <w:br/>
-      </w:r>
-      <w:r>
-        <w:rPr>
-          <w:lang w:val="fr-FR"/>
-        </w:rPr>
-        <w:lastRenderedPageBreak/>
         <w:br/>
         <w:t>Front-end</w:t>
       </w:r>
@@ -6843,6 +6938,7 @@
         <w:ind w:left="720"/>
       </w:pPr>
       <w:r>
+        <w:lastRenderedPageBreak/>
         <w:pict w14:anchorId="76504349">
           <v:rect id="_x0000_i1054" style="width:0;height:1.5pt" o:hralign="center" o:hrstd="t" o:hr="t" fillcolor="#a0a0a0" stroked="f"/>
         </w:pict>
@@ -6951,7 +7047,6 @@
         <w:rPr>
           <w:lang w:val="fr-FR"/>
         </w:rPr>
-        <w:lastRenderedPageBreak/>
         <w:t>kb_docs_pdf/</w:t>
       </w:r>
       <w:r>
@@ -7224,6 +7319,7 @@
         <w:ind w:left="720"/>
       </w:pPr>
       <w:r>
+        <w:lastRenderedPageBreak/>
         <w:pict w14:anchorId="24E7E205">
           <v:rect id="_x0000_i1056" style="width:0;height:1.5pt" o:hralign="center" o:hrstd="t" o:hr="t" fillcolor="#a0a0a0" stroked="f"/>
         </w:pict>
@@ -7328,7 +7424,6 @@
         <w:rPr>
           <w:lang w:val="fr-FR"/>
         </w:rPr>
-        <w:lastRenderedPageBreak/>
         <w:t>Image PDF</w:t>
       </w:r>
       <w:r>
@@ -7543,6 +7638,7 @@
         <w:rPr>
           <w:lang w:val="fr-FR"/>
         </w:rPr>
+        <w:lastRenderedPageBreak/>
         <w:t>Le système extrait :</w:t>
       </w:r>
     </w:p>
@@ -7638,7 +7734,6 @@
         <w:rPr>
           <w:lang w:val="fr-FR"/>
         </w:rPr>
-        <w:lastRenderedPageBreak/>
         <w:t>Elles permettront ensuite de filtrer les recherches.</w:t>
       </w:r>
     </w:p>
@@ -7869,6 +7964,7 @@
         <w:rPr>
           <w:lang w:val="fr-FR"/>
         </w:rPr>
+        <w:lastRenderedPageBreak/>
         <w:br/>
         <w:t>900 caractères</w:t>
       </w:r>
@@ -7939,7 +8035,6 @@
           <w:bCs/>
           <w:lang w:val="fr-FR"/>
         </w:rPr>
-        <w:lastRenderedPageBreak/>
         <w:t>Étape 5 : Création des embeddings</w:t>
       </w:r>
     </w:p>
@@ -8191,6 +8286,12 @@
           <w:lang w:val="fr-FR"/>
         </w:rPr>
         <w:br/>
+      </w:r>
+      <w:r>
+        <w:rPr>
+          <w:lang w:val="fr-FR"/>
+        </w:rPr>
+        <w:lastRenderedPageBreak/>
         <w:t>+</w:t>
       </w:r>
       <w:r>
@@ -8256,12 +8357,6 @@
           <w:lang w:val="fr-FR"/>
         </w:rPr>
         <w:br/>
-      </w:r>
-      <w:r>
-        <w:rPr>
-          <w:lang w:val="fr-FR"/>
-        </w:rPr>
-        <w:lastRenderedPageBreak/>
         <w:t>Article</w:t>
       </w:r>
       <w:r>
@@ -8450,6 +8545,7 @@
         <w:rPr>
           <w:lang w:val="fr-FR"/>
         </w:rPr>
+        <w:lastRenderedPageBreak/>
         <w:t>Le projet ne se contente pas des embeddings.</w:t>
       </w:r>
     </w:p>
@@ -8548,7 +8644,6 @@
         <w:rPr>
           <w:lang w:val="fr-FR"/>
         </w:rPr>
-        <w:lastRenderedPageBreak/>
         <w:t>Le BM25 retrouve immédiatement tous les documents contenant exactement :</w:t>
       </w:r>
     </w:p>
@@ -8788,6 +8883,7 @@
         <w:br/>
       </w:r>
       <w:r>
+        <w:lastRenderedPageBreak/>
         <w:br/>
         <w:t>Embedding</w:t>
       </w:r>
@@ -8873,7 +8969,6 @@
         <w:rPr>
           <w:lang w:val="fr-FR"/>
         </w:rPr>
-        <w:lastRenderedPageBreak/>
         <w:t>Par exemple :</w:t>
       </w:r>
     </w:p>
@@ -9140,6 +9235,7 @@
         <w:rPr>
           <w:lang w:val="fr-FR"/>
         </w:rPr>
+        <w:lastRenderedPageBreak/>
         <w:t>RRF</w:t>
       </w:r>
       <w:r>
@@ -9219,7 +9315,6 @@
         <w:ind w:left="720"/>
       </w:pPr>
       <w:r>
-        <w:lastRenderedPageBreak/>
         <w:pict w14:anchorId="017E6931">
           <v:rect id="_x0000_i1068" style="width:0;height:1.5pt" o:hralign="center" o:hrstd="t" o:hr="t" fillcolor="#a0a0a0" stroked="f"/>
         </w:pict>
@@ -9459,6 +9554,12 @@
           <w:lang w:val="fr-FR"/>
         </w:rPr>
         <w:br/>
+      </w:r>
+      <w:r>
+        <w:rPr>
+          <w:lang w:val="fr-FR"/>
+        </w:rPr>
+        <w:lastRenderedPageBreak/>
         <w:t>Chunk 1</w:t>
       </w:r>
       <w:r>
@@ -9533,7 +9634,6 @@
         <w:ind w:left="720"/>
       </w:pPr>
       <w:r>
-        <w:lastRenderedPageBreak/>
         <w:pict w14:anchorId="3FE9BAEF">
           <v:rect id="_x0000_i1070" style="width:0;height:1.5pt" o:hralign="center" o:hrstd="t" o:hr="t" fillcolor="#a0a0a0" stroked="f"/>
         </w:pict>
@@ -9760,6 +9860,7 @@
         <w:rPr>
           <w:lang w:val="fr-FR"/>
         </w:rPr>
+        <w:lastRenderedPageBreak/>
         <w:t>Réponse du LLM :</w:t>
       </w:r>
       <w:r>
@@ -9824,7 +9925,6 @@
         <w:rPr>
           <w:lang w:val="fr-FR"/>
         </w:rPr>
-        <w:lastRenderedPageBreak/>
         <w:br/>
         <w:t>La facture du client CLI001 est prête.</w:t>
       </w:r>
@@ -10088,6 +10188,7 @@
         <w:rPr>
           <w:lang w:val="fr-FR"/>
         </w:rPr>
+        <w:lastRenderedPageBreak/>
         <w:br/>
       </w:r>
       <w:r>
@@ -10150,330 +10251,325 @@
           <w:lang w:val="fr-FR"/>
         </w:rPr>
         <w:br/>
-      </w:r>
+        <w:t xml:space="preserve"> </w:t>
+      </w:r>
+      <w:r>
+        <w:rPr>
+          <w:rFonts w:ascii="Arial" w:hAnsi="Arial" w:cs="Arial"/>
+          <w:lang w:val="fr-FR"/>
+        </w:rPr>
+        <w:t>▼</w:t>
+      </w:r>
+      <w:r>
+        <w:rPr>
+          <w:lang w:val="fr-FR"/>
+        </w:rPr>
+        <w:br/>
+        <w:t>Anonymisation des données sensibles</w:t>
+      </w:r>
+      <w:r>
+        <w:rPr>
+          <w:lang w:val="fr-FR"/>
+        </w:rPr>
+        <w:br/>
+        <w:t xml:space="preserve"> │</w:t>
+      </w:r>
+      <w:r>
+        <w:rPr>
+          <w:lang w:val="fr-FR"/>
+        </w:rPr>
+        <w:br/>
+        <w:t xml:space="preserve"> </w:t>
+      </w:r>
+      <w:r>
+        <w:rPr>
+          <w:rFonts w:ascii="Arial" w:hAnsi="Arial" w:cs="Arial"/>
+          <w:lang w:val="fr-FR"/>
+        </w:rPr>
+        <w:t>▼</w:t>
+      </w:r>
+      <w:r>
+        <w:rPr>
+          <w:lang w:val="fr-FR"/>
+        </w:rPr>
+        <w:br/>
+        <w:t>Embedding de la question</w:t>
+      </w:r>
+      <w:r>
+        <w:rPr>
+          <w:lang w:val="fr-FR"/>
+        </w:rPr>
+        <w:br/>
+        <w:t xml:space="preserve"> │</w:t>
+      </w:r>
+      <w:r>
+        <w:rPr>
+          <w:lang w:val="fr-FR"/>
+        </w:rPr>
+        <w:br/>
+        <w:t xml:space="preserve"> </w:t>
+      </w:r>
+      <w:r>
+        <w:rPr>
+          <w:rFonts w:ascii="MS Gothic" w:eastAsia="MS Gothic" w:hAnsi="MS Gothic" w:cs="MS Gothic" w:hint="eastAsia"/>
+          <w:lang w:val="fr-FR"/>
+        </w:rPr>
+        <w:t>├</w:t>
+      </w:r>
+      <w:r>
+        <w:rPr>
+          <w:rFonts w:ascii="Aptos" w:hAnsi="Aptos" w:cs="Aptos"/>
+          <w:lang w:val="fr-FR"/>
+        </w:rPr>
+        <w:t>────────</w:t>
+      </w:r>
+      <w:r>
+        <w:rPr>
+          <w:rFonts w:ascii="Arial" w:hAnsi="Arial" w:cs="Arial"/>
+          <w:lang w:val="fr-FR"/>
+        </w:rPr>
+        <w:t>►</w:t>
+      </w:r>
+      <w:r>
+        <w:rPr>
+          <w:lang w:val="fr-FR"/>
+        </w:rPr>
+        <w:t xml:space="preserve"> Recherche Qdrant (similarit</w:t>
+      </w:r>
+      <w:r>
+        <w:rPr>
+          <w:rFonts w:ascii="Aptos" w:hAnsi="Aptos" w:cs="Aptos"/>
+          <w:lang w:val="fr-FR"/>
+        </w:rPr>
+        <w:t>é</w:t>
+      </w:r>
+      <w:r>
+        <w:rPr>
+          <w:lang w:val="fr-FR"/>
+        </w:rPr>
+        <w:t xml:space="preserve"> s</w:t>
+      </w:r>
+      <w:r>
+        <w:rPr>
+          <w:rFonts w:ascii="Aptos" w:hAnsi="Aptos" w:cs="Aptos"/>
+          <w:lang w:val="fr-FR"/>
+        </w:rPr>
+        <w:t>é</w:t>
+      </w:r>
+      <w:r>
+        <w:rPr>
+          <w:lang w:val="fr-FR"/>
+        </w:rPr>
+        <w:t>mantique)</w:t>
+      </w:r>
+      <w:r>
+        <w:rPr>
+          <w:lang w:val="fr-FR"/>
+        </w:rPr>
+        <w:br/>
+        <w:t xml:space="preserve"> │</w:t>
+      </w:r>
+      <w:r>
+        <w:rPr>
+          <w:lang w:val="fr-FR"/>
+        </w:rPr>
+        <w:br/>
+        <w:t xml:space="preserve"> └────────</w:t>
+      </w:r>
+      <w:r>
+        <w:rPr>
+          <w:rFonts w:ascii="Arial" w:hAnsi="Arial" w:cs="Arial"/>
+          <w:lang w:val="fr-FR"/>
+        </w:rPr>
+        <w:t>►</w:t>
+      </w:r>
+      <w:r>
+        <w:rPr>
+          <w:lang w:val="fr-FR"/>
+        </w:rPr>
+        <w:t xml:space="preserve"> Recherche BM25 (mots exacts)</w:t>
+      </w:r>
+      <w:r>
+        <w:rPr>
+          <w:lang w:val="fr-FR"/>
+        </w:rPr>
+        <w:br/>
+        <w:t xml:space="preserve">              │</w:t>
+      </w:r>
+      <w:r>
+        <w:rPr>
+          <w:lang w:val="fr-FR"/>
+        </w:rPr>
+        <w:br/>
+        <w:t xml:space="preserve">              </w:t>
+      </w:r>
+      <w:r>
+        <w:rPr>
+          <w:rFonts w:ascii="Arial" w:hAnsi="Arial" w:cs="Arial"/>
+          <w:lang w:val="fr-FR"/>
+        </w:rPr>
+        <w:t>▼</w:t>
+      </w:r>
+      <w:r>
+        <w:rPr>
+          <w:lang w:val="fr-FR"/>
+        </w:rPr>
+        <w:br/>
+        <w:t xml:space="preserve">       Fusion des résultats (RRF)</w:t>
+      </w:r>
+      <w:r>
+        <w:rPr>
+          <w:lang w:val="fr-FR"/>
+        </w:rPr>
+        <w:br/>
+        <w:t xml:space="preserve">              │</w:t>
+      </w:r>
+      <w:r>
+        <w:rPr>
+          <w:lang w:val="fr-FR"/>
+        </w:rPr>
+        <w:br/>
+        <w:t xml:space="preserve">              </w:t>
+      </w:r>
+      <w:r>
+        <w:rPr>
+          <w:rFonts w:ascii="Arial" w:hAnsi="Arial" w:cs="Arial"/>
+          <w:lang w:val="fr-FR"/>
+        </w:rPr>
+        <w:t>▼</w:t>
+      </w:r>
+      <w:r>
+        <w:rPr>
+          <w:lang w:val="fr-FR"/>
+        </w:rPr>
+        <w:br/>
+        <w:t xml:space="preserve">      Sélection des meilleurs chunks</w:t>
+      </w:r>
+      <w:r>
+        <w:rPr>
+          <w:lang w:val="fr-FR"/>
+        </w:rPr>
+        <w:br/>
+        <w:t xml:space="preserve">              │</w:t>
+      </w:r>
+      <w:r>
+        <w:rPr>
+          <w:lang w:val="fr-FR"/>
+        </w:rPr>
+        <w:br/>
+        <w:t xml:space="preserve">              </w:t>
+      </w:r>
+      <w:r>
+        <w:rPr>
+          <w:rFonts w:ascii="Arial" w:hAnsi="Arial" w:cs="Arial"/>
+          <w:lang w:val="fr-FR"/>
+        </w:rPr>
+        <w:t>▼</w:t>
+      </w:r>
+      <w:r>
+        <w:rPr>
+          <w:lang w:val="fr-FR"/>
+        </w:rPr>
+        <w:br/>
+        <w:t xml:space="preserve">      Envoi au LLM avec le contexte</w:t>
+      </w:r>
+      <w:r>
+        <w:rPr>
+          <w:lang w:val="fr-FR"/>
+        </w:rPr>
+        <w:br/>
+        <w:t xml:space="preserve">              │</w:t>
+      </w:r>
+      <w:r>
+        <w:rPr>
+          <w:lang w:val="fr-FR"/>
+        </w:rPr>
+        <w:br/>
+        <w:t xml:space="preserve">              </w:t>
+      </w:r>
+      <w:r>
+        <w:rPr>
+          <w:rFonts w:ascii="Arial" w:hAnsi="Arial" w:cs="Arial"/>
+          <w:lang w:val="fr-FR"/>
+        </w:rPr>
+        <w:t>▼</w:t>
+      </w:r>
+      <w:r>
+        <w:rPr>
+          <w:lang w:val="fr-FR"/>
+        </w:rPr>
+        <w:br/>
+        <w:t xml:space="preserve">      Réponse générée</w:t>
+      </w:r>
+      <w:r>
+        <w:rPr>
+          <w:lang w:val="fr-FR"/>
+        </w:rPr>
+        <w:br/>
+        <w:t xml:space="preserve">              │</w:t>
+      </w:r>
+      <w:r>
+        <w:rPr>
+          <w:lang w:val="fr-FR"/>
+        </w:rPr>
+        <w:br/>
+        <w:t xml:space="preserve">              </w:t>
+      </w:r>
+      <w:r>
+        <w:rPr>
+          <w:rFonts w:ascii="Arial" w:hAnsi="Arial" w:cs="Arial"/>
+          <w:lang w:val="fr-FR"/>
+        </w:rPr>
+        <w:t>▼</w:t>
+      </w:r>
+      <w:r>
+        <w:rPr>
+          <w:lang w:val="fr-FR"/>
+        </w:rPr>
+        <w:br/>
+        <w:t xml:space="preserve">      Désanonymisation</w:t>
+      </w:r>
+      <w:r>
+        <w:rPr>
+          <w:lang w:val="fr-FR"/>
+        </w:rPr>
+        <w:br/>
+        <w:t xml:space="preserve">              │</w:t>
+      </w:r>
+      <w:r>
+        <w:rPr>
+          <w:lang w:val="fr-FR"/>
+        </w:rPr>
+        <w:br/>
+        <w:t xml:space="preserve">              </w:t>
+      </w:r>
+      <w:r>
+        <w:rPr>
+          <w:rFonts w:ascii="Arial" w:hAnsi="Arial" w:cs="Arial"/>
+          <w:lang w:val="fr-FR"/>
+        </w:rPr>
+        <w:t>▼</w:t>
+      </w:r>
+      <w:r>
+        <w:rPr>
+          <w:lang w:val="fr-FR"/>
+        </w:rPr>
+        <w:br/>
+        <w:t xml:space="preserve">      Réponse finale à l'utilisateur</w:t>
+      </w:r>
+    </w:p>
+    <w:p>
+      <w:pPr>
+        <w:ind w:left="720"/>
+        <w:rPr>
+          <w:lang w:val="fr-FR"/>
+        </w:rPr>
+      </w:pPr>
       <w:r>
         <w:rPr>
           <w:lang w:val="fr-FR"/>
         </w:rPr>
         <w:lastRenderedPageBreak/>
-        <w:t xml:space="preserve"> </w:t>
-      </w:r>
-      <w:r>
-        <w:rPr>
-          <w:rFonts w:ascii="Arial" w:hAnsi="Arial" w:cs="Arial"/>
-          <w:lang w:val="fr-FR"/>
-        </w:rPr>
-        <w:t>▼</w:t>
-      </w:r>
-      <w:r>
-        <w:rPr>
-          <w:lang w:val="fr-FR"/>
-        </w:rPr>
-        <w:br/>
-        <w:t>Anonymisation des données sensibles</w:t>
-      </w:r>
-      <w:r>
-        <w:rPr>
-          <w:lang w:val="fr-FR"/>
-        </w:rPr>
-        <w:br/>
-        <w:t xml:space="preserve"> │</w:t>
-      </w:r>
-      <w:r>
-        <w:rPr>
-          <w:lang w:val="fr-FR"/>
-        </w:rPr>
-        <w:br/>
-        <w:t xml:space="preserve"> </w:t>
-      </w:r>
-      <w:r>
-        <w:rPr>
-          <w:rFonts w:ascii="Arial" w:hAnsi="Arial" w:cs="Arial"/>
-          <w:lang w:val="fr-FR"/>
-        </w:rPr>
-        <w:t>▼</w:t>
-      </w:r>
-      <w:r>
-        <w:rPr>
-          <w:lang w:val="fr-FR"/>
-        </w:rPr>
-        <w:br/>
-        <w:t>Embedding de la question</w:t>
-      </w:r>
-      <w:r>
-        <w:rPr>
-          <w:lang w:val="fr-FR"/>
-        </w:rPr>
-        <w:br/>
-        <w:t xml:space="preserve"> │</w:t>
-      </w:r>
-      <w:r>
-        <w:rPr>
-          <w:lang w:val="fr-FR"/>
-        </w:rPr>
-        <w:br/>
-        <w:t xml:space="preserve"> </w:t>
-      </w:r>
-      <w:r>
-        <w:rPr>
-          <w:rFonts w:ascii="MS Gothic" w:eastAsia="MS Gothic" w:hAnsi="MS Gothic" w:cs="MS Gothic" w:hint="eastAsia"/>
-          <w:lang w:val="fr-FR"/>
-        </w:rPr>
-        <w:t>├</w:t>
-      </w:r>
-      <w:r>
-        <w:rPr>
-          <w:rFonts w:ascii="Aptos" w:hAnsi="Aptos" w:cs="Aptos"/>
-          <w:lang w:val="fr-FR"/>
-        </w:rPr>
-        <w:t>────────</w:t>
-      </w:r>
-      <w:r>
-        <w:rPr>
-          <w:rFonts w:ascii="Arial" w:hAnsi="Arial" w:cs="Arial"/>
-          <w:lang w:val="fr-FR"/>
-        </w:rPr>
-        <w:t>►</w:t>
-      </w:r>
-      <w:r>
-        <w:rPr>
-          <w:lang w:val="fr-FR"/>
-        </w:rPr>
-        <w:t xml:space="preserve"> Recherche Qdrant (similarit</w:t>
-      </w:r>
-      <w:r>
-        <w:rPr>
-          <w:rFonts w:ascii="Aptos" w:hAnsi="Aptos" w:cs="Aptos"/>
-          <w:lang w:val="fr-FR"/>
-        </w:rPr>
-        <w:t>é</w:t>
-      </w:r>
-      <w:r>
-        <w:rPr>
-          <w:lang w:val="fr-FR"/>
-        </w:rPr>
-        <w:t xml:space="preserve"> s</w:t>
-      </w:r>
-      <w:r>
-        <w:rPr>
-          <w:rFonts w:ascii="Aptos" w:hAnsi="Aptos" w:cs="Aptos"/>
-          <w:lang w:val="fr-FR"/>
-        </w:rPr>
-        <w:t>é</w:t>
-      </w:r>
-      <w:r>
-        <w:rPr>
-          <w:lang w:val="fr-FR"/>
-        </w:rPr>
-        <w:t>mantique)</w:t>
-      </w:r>
-      <w:r>
-        <w:rPr>
-          <w:lang w:val="fr-FR"/>
-        </w:rPr>
-        <w:br/>
-        <w:t xml:space="preserve"> │</w:t>
-      </w:r>
-      <w:r>
-        <w:rPr>
-          <w:lang w:val="fr-FR"/>
-        </w:rPr>
-        <w:br/>
-        <w:t xml:space="preserve"> └────────</w:t>
-      </w:r>
-      <w:r>
-        <w:rPr>
-          <w:rFonts w:ascii="Arial" w:hAnsi="Arial" w:cs="Arial"/>
-          <w:lang w:val="fr-FR"/>
-        </w:rPr>
-        <w:t>►</w:t>
-      </w:r>
-      <w:r>
-        <w:rPr>
-          <w:lang w:val="fr-FR"/>
-        </w:rPr>
-        <w:t xml:space="preserve"> Recherche BM25 (mots exacts)</w:t>
-      </w:r>
-      <w:r>
-        <w:rPr>
-          <w:lang w:val="fr-FR"/>
-        </w:rPr>
-        <w:br/>
-        <w:t xml:space="preserve">              │</w:t>
-      </w:r>
-      <w:r>
-        <w:rPr>
-          <w:lang w:val="fr-FR"/>
-        </w:rPr>
-        <w:br/>
-        <w:t xml:space="preserve">              </w:t>
-      </w:r>
-      <w:r>
-        <w:rPr>
-          <w:rFonts w:ascii="Arial" w:hAnsi="Arial" w:cs="Arial"/>
-          <w:lang w:val="fr-FR"/>
-        </w:rPr>
-        <w:t>▼</w:t>
-      </w:r>
-      <w:r>
-        <w:rPr>
-          <w:lang w:val="fr-FR"/>
-        </w:rPr>
-        <w:br/>
-        <w:t xml:space="preserve">       Fusion des résultats (RRF)</w:t>
-      </w:r>
-      <w:r>
-        <w:rPr>
-          <w:lang w:val="fr-FR"/>
-        </w:rPr>
-        <w:br/>
-        <w:t xml:space="preserve">              │</w:t>
-      </w:r>
-      <w:r>
-        <w:rPr>
-          <w:lang w:val="fr-FR"/>
-        </w:rPr>
-        <w:br/>
-        <w:t xml:space="preserve">              </w:t>
-      </w:r>
-      <w:r>
-        <w:rPr>
-          <w:rFonts w:ascii="Arial" w:hAnsi="Arial" w:cs="Arial"/>
-          <w:lang w:val="fr-FR"/>
-        </w:rPr>
-        <w:t>▼</w:t>
-      </w:r>
-      <w:r>
-        <w:rPr>
-          <w:lang w:val="fr-FR"/>
-        </w:rPr>
-        <w:br/>
-        <w:t xml:space="preserve">      Sélection des meilleurs chunks</w:t>
-      </w:r>
-      <w:r>
-        <w:rPr>
-          <w:lang w:val="fr-FR"/>
-        </w:rPr>
-        <w:br/>
-        <w:t xml:space="preserve">              │</w:t>
-      </w:r>
-      <w:r>
-        <w:rPr>
-          <w:lang w:val="fr-FR"/>
-        </w:rPr>
-        <w:br/>
-        <w:t xml:space="preserve">              </w:t>
-      </w:r>
-      <w:r>
-        <w:rPr>
-          <w:rFonts w:ascii="Arial" w:hAnsi="Arial" w:cs="Arial"/>
-          <w:lang w:val="fr-FR"/>
-        </w:rPr>
-        <w:t>▼</w:t>
-      </w:r>
-      <w:r>
-        <w:rPr>
-          <w:lang w:val="fr-FR"/>
-        </w:rPr>
-        <w:br/>
-        <w:t xml:space="preserve">      Envoi au LLM avec le contexte</w:t>
-      </w:r>
-      <w:r>
-        <w:rPr>
-          <w:lang w:val="fr-FR"/>
-        </w:rPr>
-        <w:br/>
-        <w:t xml:space="preserve">              │</w:t>
-      </w:r>
-      <w:r>
-        <w:rPr>
-          <w:lang w:val="fr-FR"/>
-        </w:rPr>
-        <w:br/>
-        <w:t xml:space="preserve">              </w:t>
-      </w:r>
-      <w:r>
-        <w:rPr>
-          <w:rFonts w:ascii="Arial" w:hAnsi="Arial" w:cs="Arial"/>
-          <w:lang w:val="fr-FR"/>
-        </w:rPr>
-        <w:t>▼</w:t>
-      </w:r>
-      <w:r>
-        <w:rPr>
-          <w:lang w:val="fr-FR"/>
-        </w:rPr>
-        <w:br/>
-        <w:t xml:space="preserve">      Réponse générée</w:t>
-      </w:r>
-      <w:r>
-        <w:rPr>
-          <w:lang w:val="fr-FR"/>
-        </w:rPr>
-        <w:br/>
-        <w:t xml:space="preserve">              │</w:t>
-      </w:r>
-      <w:r>
-        <w:rPr>
-          <w:lang w:val="fr-FR"/>
-        </w:rPr>
-        <w:br/>
-        <w:t xml:space="preserve">              </w:t>
-      </w:r>
-      <w:r>
-        <w:rPr>
-          <w:rFonts w:ascii="Arial" w:hAnsi="Arial" w:cs="Arial"/>
-          <w:lang w:val="fr-FR"/>
-        </w:rPr>
-        <w:t>▼</w:t>
-      </w:r>
-      <w:r>
-        <w:rPr>
-          <w:lang w:val="fr-FR"/>
-        </w:rPr>
-        <w:br/>
-        <w:t xml:space="preserve">      Désanonymisation</w:t>
-      </w:r>
-      <w:r>
-        <w:rPr>
-          <w:lang w:val="fr-FR"/>
-        </w:rPr>
-        <w:br/>
-        <w:t xml:space="preserve">              │</w:t>
-      </w:r>
-      <w:r>
-        <w:rPr>
-          <w:lang w:val="fr-FR"/>
-        </w:rPr>
-        <w:br/>
-        <w:t xml:space="preserve">              </w:t>
-      </w:r>
-      <w:r>
-        <w:rPr>
-          <w:rFonts w:ascii="Arial" w:hAnsi="Arial" w:cs="Arial"/>
-          <w:lang w:val="fr-FR"/>
-        </w:rPr>
-        <w:t>▼</w:t>
-      </w:r>
-      <w:r>
-        <w:rPr>
-          <w:lang w:val="fr-FR"/>
-        </w:rPr>
-        <w:br/>
-        <w:t xml:space="preserve">      Réponse finale à l'utilisateur</w:t>
-      </w:r>
-    </w:p>
-    <w:p>
-      <w:pPr>
-        <w:ind w:left="720"/>
-        <w:rPr>
-          <w:lang w:val="fr-FR"/>
-        </w:rPr>
-      </w:pPr>
-      <w:r>
-        <w:rPr>
-          <w:lang w:val="fr-FR"/>
-        </w:rPr>
         <w:t xml:space="preserve">C'est cette combinaison de </w:t>
       </w:r>
       <w:r>
@@ -10599,14 +10695,7 @@
         <w:rPr>
           <w:lang w:val="fr-FR"/>
         </w:rPr>
-        <w:t xml:space="preserve"> (par exemple Groq ou OpenAI). Il remplace temporairement les </w:t>
-      </w:r>
-      <w:r>
-        <w:rPr>
-          <w:lang w:val="fr-FR"/>
-        </w:rPr>
-        <w:lastRenderedPageBreak/>
-        <w:t>informations confidentielles par des jetons (tokens), puis les restaure après la réponse du LLM.</w:t>
+        <w:t xml:space="preserve"> (par exemple Groq ou OpenAI). Il remplace temporairement les informations confidentielles par des jetons (tokens), puis les restaure après la réponse du LLM.</w:t>
       </w:r>
     </w:p>
     <w:p>
@@ -10899,6 +10988,7 @@
         <w:rPr>
           <w:lang w:val="fr-FR"/>
         </w:rPr>
+        <w:lastRenderedPageBreak/>
         <w:t>Question utilisateur</w:t>
       </w:r>
       <w:r>
@@ -10983,12 +11073,6 @@
           <w:lang w:val="fr-FR"/>
         </w:rPr>
         <w:br/>
-      </w:r>
-      <w:r>
-        <w:rPr>
-          <w:lang w:val="fr-FR"/>
-        </w:rPr>
-        <w:lastRenderedPageBreak/>
         <w:t>Envoi au LLM</w:t>
       </w:r>
       <w:r>
@@ -11364,6 +11448,7 @@
               <w:ind w:left="720"/>
             </w:pPr>
             <w:r>
+              <w:lastRenderedPageBreak/>
               <w:t>CLI002</w:t>
             </w:r>
           </w:p>
@@ -11552,7 +11637,6 @@
                 <w:b/>
                 <w:bCs/>
               </w:rPr>
-              <w:lastRenderedPageBreak/>
               <w:t>Référence</w:t>
             </w:r>
           </w:p>
@@ -11789,6 +11873,12 @@
           <w:lang w:val="fr-FR"/>
         </w:rPr>
         <w:br/>
+      </w:r>
+      <w:r>
+        <w:rPr>
+          <w:lang w:val="fr-FR"/>
+        </w:rPr>
+        <w:lastRenderedPageBreak/>
         <w:t xml:space="preserve">   "articles":[...],</w:t>
       </w:r>
       <w:r>
@@ -11908,7 +11998,6 @@
         <w:rPr>
           <w:lang w:val="fr-FR"/>
         </w:rPr>
-        <w:lastRenderedPageBreak/>
         <w:t>Exemple :</w:t>
       </w:r>
     </w:p>
@@ -12104,6 +12193,7 @@
         <w:rPr>
           <w:lang w:val="fr-FR"/>
         </w:rPr>
+        <w:lastRenderedPageBreak/>
         <w:t>Cette première passe est très fiable, car elle compare avec les vraies données de la base.</w:t>
       </w:r>
     </w:p>
@@ -12216,7 +12306,6 @@
           <w:bCs/>
           <w:lang w:val="fr-FR"/>
         </w:rPr>
-        <w:lastRenderedPageBreak/>
         <w:t>Étape 3 : Deuxième passe (Regex)</w:t>
       </w:r>
     </w:p>
@@ -12423,6 +12512,7 @@
         <w:ind w:left="720"/>
       </w:pPr>
       <w:r>
+        <w:lastRenderedPageBreak/>
         <w:t>FOUR01</w:t>
       </w:r>
       <w:r>
@@ -12497,7 +12587,6 @@
         <w:br/>
       </w:r>
       <w:r>
-        <w:lastRenderedPageBreak/>
         <w:br/>
         <w:t>OF202500001</w:t>
       </w:r>
@@ -12694,6 +12783,12 @@
           <w:lang w:val="fr-FR"/>
         </w:rPr>
         <w:br/>
+      </w:r>
+      <w:r>
+        <w:rPr>
+          <w:lang w:val="fr-FR"/>
+        </w:rPr>
+        <w:lastRenderedPageBreak/>
         <w:t>ARTICLE</w:t>
       </w:r>
       <w:r>
@@ -12788,7 +12883,6 @@
         <w:rPr>
           <w:lang w:val="fr-FR"/>
         </w:rPr>
-        <w:lastRenderedPageBreak/>
         <w:t>Ces mots appartiennent au langage SQL ou au vocabulaire métier.</w:t>
       </w:r>
     </w:p>
@@ -13020,6 +13114,12 @@
           <w:lang w:val="fr-FR"/>
         </w:rPr>
         <w:br/>
+      </w:r>
+      <w:r>
+        <w:rPr>
+          <w:lang w:val="fr-FR"/>
+        </w:rPr>
+        <w:lastRenderedPageBreak/>
         <w:t xml:space="preserve">   "LAPTOP":"&lt;&lt;ARTICLE_1&gt;&gt;"</w:t>
       </w:r>
       <w:r>
@@ -13150,7 +13250,6 @@
         </w:numPr>
       </w:pPr>
       <w:r>
-        <w:lastRenderedPageBreak/>
         <w:t xml:space="preserve">Création d'un objet _Anonymizer. </w:t>
       </w:r>
     </w:p>
@@ -13377,6 +13476,12 @@
           <w:lang w:val="fr-FR"/>
         </w:rPr>
         <w:br/>
+      </w:r>
+      <w:r>
+        <w:rPr>
+          <w:lang w:val="fr-FR"/>
+        </w:rPr>
+        <w:lastRenderedPageBreak/>
         <w:t xml:space="preserve">       </w:t>
       </w:r>
       <w:r>
@@ -13503,7 +13608,6 @@
         <w:rPr>
           <w:lang w:val="fr-FR"/>
         </w:rPr>
-        <w:lastRenderedPageBreak/>
         <w:t>Le programme consulte la table de correspondance :</w:t>
       </w:r>
     </w:p>
@@ -13736,6 +13840,12 @@
           <w:lang w:val="fr-FR"/>
         </w:rPr>
         <w:br/>
+      </w:r>
+      <w:r>
+        <w:rPr>
+          <w:lang w:val="fr-FR"/>
+        </w:rPr>
+        <w:lastRenderedPageBreak/>
         <w:t xml:space="preserve">        │</w:t>
       </w:r>
       <w:r>
@@ -13855,276 +13965,281 @@
         <w:rPr>
           <w:lang w:val="fr-FR"/>
         </w:rPr>
+        <w:t>Utilisateur</w:t>
+      </w:r>
+      <w:r>
+        <w:rPr>
+          <w:lang w:val="fr-FR"/>
+        </w:rPr>
+        <w:br/>
+        <w:t xml:space="preserve">      │</w:t>
+      </w:r>
+      <w:r>
+        <w:rPr>
+          <w:lang w:val="fr-FR"/>
+        </w:rPr>
+        <w:br/>
+        <w:t xml:space="preserve">      </w:t>
+      </w:r>
+      <w:r>
+        <w:rPr>
+          <w:rFonts w:ascii="Arial" w:hAnsi="Arial" w:cs="Arial"/>
+          <w:lang w:val="fr-FR"/>
+        </w:rPr>
+        <w:t>▼</w:t>
+      </w:r>
+      <w:r>
+        <w:rPr>
+          <w:lang w:val="fr-FR"/>
+        </w:rPr>
+        <w:br/>
+        <w:t>Question contenant des données sensibles</w:t>
+      </w:r>
+      <w:r>
+        <w:rPr>
+          <w:lang w:val="fr-FR"/>
+        </w:rPr>
+        <w:br/>
+        <w:t xml:space="preserve">      │</w:t>
+      </w:r>
+      <w:r>
+        <w:rPr>
+          <w:lang w:val="fr-FR"/>
+        </w:rPr>
+        <w:br/>
+        <w:t xml:space="preserve">      </w:t>
+      </w:r>
+      <w:r>
+        <w:rPr>
+          <w:rFonts w:ascii="Arial" w:hAnsi="Arial" w:cs="Arial"/>
+          <w:lang w:val="fr-FR"/>
+        </w:rPr>
+        <w:t>▼</w:t>
+      </w:r>
+      <w:r>
+        <w:rPr>
+          <w:lang w:val="fr-FR"/>
+        </w:rPr>
+        <w:br/>
+        <w:t>Lecture des clients, articles et pièces depuis la base</w:t>
+      </w:r>
+      <w:r>
+        <w:rPr>
+          <w:lang w:val="fr-FR"/>
+        </w:rPr>
+        <w:br/>
+        <w:t xml:space="preserve">      │</w:t>
+      </w:r>
+      <w:r>
+        <w:rPr>
+          <w:lang w:val="fr-FR"/>
+        </w:rPr>
+        <w:br/>
+        <w:t xml:space="preserve">      </w:t>
+      </w:r>
+      <w:r>
+        <w:rPr>
+          <w:rFonts w:ascii="Arial" w:hAnsi="Arial" w:cs="Arial"/>
+          <w:lang w:val="fr-FR"/>
+        </w:rPr>
+        <w:t>▼</w:t>
+      </w:r>
+      <w:r>
+        <w:rPr>
+          <w:lang w:val="fr-FR"/>
+        </w:rPr>
+        <w:br/>
+        <w:t>1</w:t>
+      </w:r>
+      <w:r>
+        <w:rPr>
+          <w:rFonts w:ascii="Arial" w:hAnsi="Arial" w:cs="Arial"/>
+          <w:lang w:val="fr-FR"/>
+        </w:rPr>
+        <w:t>ʳ</w:t>
+      </w:r>
+      <w:r>
+        <w:rPr>
+          <w:rFonts w:ascii="Arial" w:hAnsi="Arial" w:cs="Arial"/>
+        </w:rPr>
+        <w:t>ᵉ</w:t>
+      </w:r>
+      <w:r>
+        <w:rPr>
+          <w:lang w:val="fr-FR"/>
+        </w:rPr>
+        <w:t xml:space="preserve"> passe : remplacement des valeurs connues de la base</w:t>
+      </w:r>
+      <w:r>
+        <w:rPr>
+          <w:lang w:val="fr-FR"/>
+        </w:rPr>
+        <w:br/>
+        <w:t xml:space="preserve">      │</w:t>
+      </w:r>
+      <w:r>
+        <w:rPr>
+          <w:lang w:val="fr-FR"/>
+        </w:rPr>
+        <w:br/>
+        <w:t xml:space="preserve">      </w:t>
+      </w:r>
+      <w:r>
+        <w:rPr>
+          <w:rFonts w:ascii="Arial" w:hAnsi="Arial" w:cs="Arial"/>
+          <w:lang w:val="fr-FR"/>
+        </w:rPr>
+        <w:t>▼</w:t>
+      </w:r>
+      <w:r>
+        <w:rPr>
+          <w:lang w:val="fr-FR"/>
+        </w:rPr>
+        <w:br/>
+        <w:t>2</w:t>
+      </w:r>
+      <w:r>
+        <w:rPr>
+          <w:rFonts w:ascii="Arial" w:hAnsi="Arial" w:cs="Arial"/>
+        </w:rPr>
+        <w:t>ᵉ</w:t>
+      </w:r>
+      <w:r>
+        <w:rPr>
+          <w:lang w:val="fr-FR"/>
+        </w:rPr>
+        <w:t xml:space="preserve"> passe : remplacement des nouveaux codes grâce aux regex</w:t>
+      </w:r>
+      <w:r>
+        <w:rPr>
+          <w:lang w:val="fr-FR"/>
+        </w:rPr>
+        <w:br/>
+        <w:t xml:space="preserve">      │</w:t>
+      </w:r>
+      <w:r>
+        <w:rPr>
+          <w:lang w:val="fr-FR"/>
+        </w:rPr>
+        <w:br/>
+        <w:t xml:space="preserve">      </w:t>
+      </w:r>
+      <w:r>
+        <w:rPr>
+          <w:rFonts w:ascii="Arial" w:hAnsi="Arial" w:cs="Arial"/>
+          <w:lang w:val="fr-FR"/>
+        </w:rPr>
+        <w:t>▼</w:t>
+      </w:r>
+      <w:r>
+        <w:rPr>
+          <w:lang w:val="fr-FR"/>
+        </w:rPr>
+        <w:br/>
+        <w:t>Prompt anonymisé</w:t>
+      </w:r>
+      <w:r>
+        <w:rPr>
+          <w:lang w:val="fr-FR"/>
+        </w:rPr>
+        <w:br/>
+        <w:t xml:space="preserve">      │</w:t>
+      </w:r>
+      <w:r>
+        <w:rPr>
+          <w:lang w:val="fr-FR"/>
+        </w:rPr>
+        <w:br/>
+        <w:t xml:space="preserve">      </w:t>
+      </w:r>
+      <w:r>
+        <w:rPr>
+          <w:rFonts w:ascii="Arial" w:hAnsi="Arial" w:cs="Arial"/>
+          <w:lang w:val="fr-FR"/>
+        </w:rPr>
+        <w:t>▼</w:t>
+      </w:r>
+      <w:r>
+        <w:rPr>
+          <w:lang w:val="fr-FR"/>
+        </w:rPr>
+        <w:br/>
+        <w:t>Envoi au LLM externe</w:t>
+      </w:r>
+      <w:r>
+        <w:rPr>
+          <w:lang w:val="fr-FR"/>
+        </w:rPr>
+        <w:br/>
+        <w:t xml:space="preserve">      │</w:t>
+      </w:r>
+      <w:r>
+        <w:rPr>
+          <w:lang w:val="fr-FR"/>
+        </w:rPr>
+        <w:br/>
+        <w:t xml:space="preserve">      </w:t>
+      </w:r>
+      <w:r>
+        <w:rPr>
+          <w:rFonts w:ascii="Arial" w:hAnsi="Arial" w:cs="Arial"/>
+          <w:lang w:val="fr-FR"/>
+        </w:rPr>
+        <w:t>▼</w:t>
+      </w:r>
+      <w:r>
+        <w:rPr>
+          <w:lang w:val="fr-FR"/>
+        </w:rPr>
+        <w:br/>
+        <w:t>Réponse du LLM</w:t>
+      </w:r>
+      <w:r>
+        <w:rPr>
+          <w:lang w:val="fr-FR"/>
+        </w:rPr>
+        <w:br/>
+        <w:t xml:space="preserve">      │</w:t>
+      </w:r>
+      <w:r>
+        <w:rPr>
+          <w:lang w:val="fr-FR"/>
+        </w:rPr>
+        <w:br/>
+        <w:t xml:space="preserve">      </w:t>
+      </w:r>
+      <w:r>
+        <w:rPr>
+          <w:rFonts w:ascii="Arial" w:hAnsi="Arial" w:cs="Arial"/>
+          <w:lang w:val="fr-FR"/>
+        </w:rPr>
+        <w:t>▼</w:t>
+      </w:r>
+      <w:r>
+        <w:rPr>
+          <w:lang w:val="fr-FR"/>
+        </w:rPr>
+        <w:br/>
+        <w:t>Désanonymisation grâce à la table de correspondance</w:t>
+      </w:r>
+      <w:r>
+        <w:rPr>
+          <w:lang w:val="fr-FR"/>
+        </w:rPr>
+        <w:br/>
+        <w:t xml:space="preserve">      │</w:t>
+      </w:r>
+      <w:r>
+        <w:rPr>
+          <w:lang w:val="fr-FR"/>
+        </w:rPr>
+        <w:br/>
+      </w:r>
+      <w:r>
+        <w:rPr>
+          <w:lang w:val="fr-FR"/>
+        </w:rPr>
         <w:lastRenderedPageBreak/>
-        <w:t>Utilisateur</w:t>
-      </w:r>
-      <w:r>
-        <w:rPr>
-          <w:lang w:val="fr-FR"/>
-        </w:rPr>
-        <w:br/>
-        <w:t xml:space="preserve">      │</w:t>
-      </w:r>
-      <w:r>
-        <w:rPr>
-          <w:lang w:val="fr-FR"/>
-        </w:rPr>
-        <w:br/>
-        <w:t xml:space="preserve">      </w:t>
-      </w:r>
-      <w:r>
-        <w:rPr>
-          <w:rFonts w:ascii="Arial" w:hAnsi="Arial" w:cs="Arial"/>
-          <w:lang w:val="fr-FR"/>
-        </w:rPr>
-        <w:t>▼</w:t>
-      </w:r>
-      <w:r>
-        <w:rPr>
-          <w:lang w:val="fr-FR"/>
-        </w:rPr>
-        <w:br/>
-        <w:t>Question contenant des données sensibles</w:t>
-      </w:r>
-      <w:r>
-        <w:rPr>
-          <w:lang w:val="fr-FR"/>
-        </w:rPr>
-        <w:br/>
-        <w:t xml:space="preserve">      │</w:t>
-      </w:r>
-      <w:r>
-        <w:rPr>
-          <w:lang w:val="fr-FR"/>
-        </w:rPr>
-        <w:br/>
-        <w:t xml:space="preserve">      </w:t>
-      </w:r>
-      <w:r>
-        <w:rPr>
-          <w:rFonts w:ascii="Arial" w:hAnsi="Arial" w:cs="Arial"/>
-          <w:lang w:val="fr-FR"/>
-        </w:rPr>
-        <w:t>▼</w:t>
-      </w:r>
-      <w:r>
-        <w:rPr>
-          <w:lang w:val="fr-FR"/>
-        </w:rPr>
-        <w:br/>
-        <w:t>Lecture des clients, articles et pièces depuis la base</w:t>
-      </w:r>
-      <w:r>
-        <w:rPr>
-          <w:lang w:val="fr-FR"/>
-        </w:rPr>
-        <w:br/>
-        <w:t xml:space="preserve">      │</w:t>
-      </w:r>
-      <w:r>
-        <w:rPr>
-          <w:lang w:val="fr-FR"/>
-        </w:rPr>
-        <w:br/>
-        <w:t xml:space="preserve">      </w:t>
-      </w:r>
-      <w:r>
-        <w:rPr>
-          <w:rFonts w:ascii="Arial" w:hAnsi="Arial" w:cs="Arial"/>
-          <w:lang w:val="fr-FR"/>
-        </w:rPr>
-        <w:t>▼</w:t>
-      </w:r>
-      <w:r>
-        <w:rPr>
-          <w:lang w:val="fr-FR"/>
-        </w:rPr>
-        <w:br/>
-        <w:t>1</w:t>
-      </w:r>
-      <w:r>
-        <w:rPr>
-          <w:rFonts w:ascii="Arial" w:hAnsi="Arial" w:cs="Arial"/>
-          <w:lang w:val="fr-FR"/>
-        </w:rPr>
-        <w:t>ʳ</w:t>
-      </w:r>
-      <w:r>
-        <w:rPr>
-          <w:rFonts w:ascii="Arial" w:hAnsi="Arial" w:cs="Arial"/>
-        </w:rPr>
-        <w:t>ᵉ</w:t>
-      </w:r>
-      <w:r>
-        <w:rPr>
-          <w:lang w:val="fr-FR"/>
-        </w:rPr>
-        <w:t xml:space="preserve"> passe : remplacement des valeurs connues de la base</w:t>
-      </w:r>
-      <w:r>
-        <w:rPr>
-          <w:lang w:val="fr-FR"/>
-        </w:rPr>
-        <w:br/>
-        <w:t xml:space="preserve">      │</w:t>
-      </w:r>
-      <w:r>
-        <w:rPr>
-          <w:lang w:val="fr-FR"/>
-        </w:rPr>
-        <w:br/>
-        <w:t xml:space="preserve">      </w:t>
-      </w:r>
-      <w:r>
-        <w:rPr>
-          <w:rFonts w:ascii="Arial" w:hAnsi="Arial" w:cs="Arial"/>
-          <w:lang w:val="fr-FR"/>
-        </w:rPr>
-        <w:t>▼</w:t>
-      </w:r>
-      <w:r>
-        <w:rPr>
-          <w:lang w:val="fr-FR"/>
-        </w:rPr>
-        <w:br/>
-        <w:t>2</w:t>
-      </w:r>
-      <w:r>
-        <w:rPr>
-          <w:rFonts w:ascii="Arial" w:hAnsi="Arial" w:cs="Arial"/>
-        </w:rPr>
-        <w:t>ᵉ</w:t>
-      </w:r>
-      <w:r>
-        <w:rPr>
-          <w:lang w:val="fr-FR"/>
-        </w:rPr>
-        <w:t xml:space="preserve"> passe : remplacement des nouveaux codes grâce aux regex</w:t>
-      </w:r>
-      <w:r>
-        <w:rPr>
-          <w:lang w:val="fr-FR"/>
-        </w:rPr>
-        <w:br/>
-        <w:t xml:space="preserve">      │</w:t>
-      </w:r>
-      <w:r>
-        <w:rPr>
-          <w:lang w:val="fr-FR"/>
-        </w:rPr>
-        <w:br/>
-        <w:t xml:space="preserve">      </w:t>
-      </w:r>
-      <w:r>
-        <w:rPr>
-          <w:rFonts w:ascii="Arial" w:hAnsi="Arial" w:cs="Arial"/>
-          <w:lang w:val="fr-FR"/>
-        </w:rPr>
-        <w:t>▼</w:t>
-      </w:r>
-      <w:r>
-        <w:rPr>
-          <w:lang w:val="fr-FR"/>
-        </w:rPr>
-        <w:br/>
-        <w:t>Prompt anonymisé</w:t>
-      </w:r>
-      <w:r>
-        <w:rPr>
-          <w:lang w:val="fr-FR"/>
-        </w:rPr>
-        <w:br/>
-        <w:t xml:space="preserve">      │</w:t>
-      </w:r>
-      <w:r>
-        <w:rPr>
-          <w:lang w:val="fr-FR"/>
-        </w:rPr>
-        <w:br/>
-        <w:t xml:space="preserve">      </w:t>
-      </w:r>
-      <w:r>
-        <w:rPr>
-          <w:rFonts w:ascii="Arial" w:hAnsi="Arial" w:cs="Arial"/>
-          <w:lang w:val="fr-FR"/>
-        </w:rPr>
-        <w:t>▼</w:t>
-      </w:r>
-      <w:r>
-        <w:rPr>
-          <w:lang w:val="fr-FR"/>
-        </w:rPr>
-        <w:br/>
-        <w:t>Envoi au LLM externe</w:t>
-      </w:r>
-      <w:r>
-        <w:rPr>
-          <w:lang w:val="fr-FR"/>
-        </w:rPr>
-        <w:br/>
-        <w:t xml:space="preserve">      │</w:t>
-      </w:r>
-      <w:r>
-        <w:rPr>
-          <w:lang w:val="fr-FR"/>
-        </w:rPr>
-        <w:br/>
-        <w:t xml:space="preserve">      </w:t>
-      </w:r>
-      <w:r>
-        <w:rPr>
-          <w:rFonts w:ascii="Arial" w:hAnsi="Arial" w:cs="Arial"/>
-          <w:lang w:val="fr-FR"/>
-        </w:rPr>
-        <w:t>▼</w:t>
-      </w:r>
-      <w:r>
-        <w:rPr>
-          <w:lang w:val="fr-FR"/>
-        </w:rPr>
-        <w:br/>
-        <w:t>Réponse du LLM</w:t>
-      </w:r>
-      <w:r>
-        <w:rPr>
-          <w:lang w:val="fr-FR"/>
-        </w:rPr>
-        <w:br/>
-        <w:t xml:space="preserve">      │</w:t>
-      </w:r>
-      <w:r>
-        <w:rPr>
-          <w:lang w:val="fr-FR"/>
-        </w:rPr>
-        <w:br/>
-        <w:t xml:space="preserve">      </w:t>
-      </w:r>
-      <w:r>
-        <w:rPr>
-          <w:rFonts w:ascii="Arial" w:hAnsi="Arial" w:cs="Arial"/>
-          <w:lang w:val="fr-FR"/>
-        </w:rPr>
-        <w:t>▼</w:t>
-      </w:r>
-      <w:r>
-        <w:rPr>
-          <w:lang w:val="fr-FR"/>
-        </w:rPr>
-        <w:br/>
-        <w:t>Désanonymisation grâce à la table de correspondance</w:t>
-      </w:r>
-      <w:r>
-        <w:rPr>
-          <w:lang w:val="fr-FR"/>
-        </w:rPr>
-        <w:br/>
-        <w:t xml:space="preserve">      │</w:t>
-      </w:r>
-      <w:r>
-        <w:rPr>
-          <w:lang w:val="fr-FR"/>
-        </w:rPr>
-        <w:br/>
         <w:t xml:space="preserve">      </w:t>
       </w:r>
       <w:r>
@@ -14232,7 +14347,6 @@
         <w:ind w:left="720"/>
       </w:pPr>
       <w:r>
-        <w:lastRenderedPageBreak/>
         <w:pict w14:anchorId="2BAB18D0">
           <v:rect id="_x0000_i1089" style="width:0;height:1.5pt" o:hralign="center" o:hrstd="t" o:hr="t" fillcolor="#a0a0a0" stroked="f"/>
         </w:pict>
@@ -14497,6 +14611,7 @@
         <w:rPr>
           <w:lang w:val="fr-FR"/>
         </w:rPr>
+        <w:lastRenderedPageBreak/>
         <w:t>Puis renvoie le résultat.</w:t>
       </w:r>
     </w:p>
@@ -14619,7 +14734,6 @@
         <w:rPr>
           <w:lang w:val="fr-FR"/>
         </w:rPr>
-        <w:lastRenderedPageBreak/>
         <w:t>sert à appeler les autres agents MCP.</w:t>
       </w:r>
     </w:p>
@@ -14838,6 +14952,7 @@
         <w:ind w:left="720"/>
       </w:pPr>
       <w:r>
+        <w:lastRenderedPageBreak/>
         <w:pict w14:anchorId="42754466">
           <v:rect id="_x0000_i1095" style="width:0;height:1.5pt" o:hralign="center" o:hrstd="t" o:hr="t" fillcolor="#a0a0a0" stroked="f"/>
         </w:pict>
@@ -14954,7 +15069,6 @@
           <w:bCs/>
           <w:lang w:val="fr-FR"/>
         </w:rPr>
-        <w:lastRenderedPageBreak/>
         <w:t>4. Initialisation automatique de la base</w:t>
       </w:r>
     </w:p>
@@ -15168,6 +15282,7 @@
         <w:ind w:left="720"/>
       </w:pPr>
       <w:r>
+        <w:lastRenderedPageBreak/>
         <w:t>Très utile sous Windows.</w:t>
       </w:r>
     </w:p>
@@ -15294,7 +15409,6 @@
         <w:rPr>
           <w:lang w:val="fr-FR"/>
         </w:rPr>
-        <w:lastRenderedPageBreak/>
         <w:t>Liste des clients</w:t>
       </w:r>
     </w:p>
@@ -15533,6 +15647,7 @@
         <w:rPr>
           <w:lang w:val="fr-FR"/>
         </w:rPr>
+        <w:lastRenderedPageBreak/>
         <w:t>↓</w:t>
       </w:r>
     </w:p>
@@ -15659,197 +15774,197 @@
         <w:rPr>
           <w:lang w:val="fr-FR"/>
         </w:rPr>
+        <w:t>Question utilisateur</w:t>
+      </w:r>
+    </w:p>
+    <w:p>
+      <w:pPr>
+        <w:ind w:left="720"/>
+        <w:rPr>
+          <w:lang w:val="fr-FR"/>
+        </w:rPr>
+      </w:pPr>
+    </w:p>
+    <w:p>
+      <w:pPr>
+        <w:ind w:left="720"/>
+        <w:rPr>
+          <w:lang w:val="fr-FR"/>
+        </w:rPr>
+      </w:pPr>
+      <w:r>
+        <w:rPr>
+          <w:lang w:val="fr-FR"/>
+        </w:rPr>
+        <w:t>↓</w:t>
+      </w:r>
+    </w:p>
+    <w:p>
+      <w:pPr>
+        <w:ind w:left="720"/>
+        <w:rPr>
+          <w:lang w:val="fr-FR"/>
+        </w:rPr>
+      </w:pPr>
+    </w:p>
+    <w:p>
+      <w:pPr>
+        <w:ind w:left="720"/>
+        <w:rPr>
+          <w:lang w:val="fr-FR"/>
+        </w:rPr>
+      </w:pPr>
+      <w:r>
+        <w:rPr>
+          <w:lang w:val="fr-FR"/>
+        </w:rPr>
+        <w:t>Choisir le modèle</w:t>
+      </w:r>
+    </w:p>
+    <w:p>
+      <w:pPr>
+        <w:ind w:left="720"/>
+        <w:rPr>
+          <w:lang w:val="fr-FR"/>
+        </w:rPr>
+      </w:pPr>
+    </w:p>
+    <w:p>
+      <w:pPr>
+        <w:ind w:left="720"/>
+        <w:rPr>
+          <w:lang w:val="fr-FR"/>
+        </w:rPr>
+      </w:pPr>
+      <w:r>
+        <w:rPr>
+          <w:lang w:val="fr-FR"/>
+        </w:rPr>
+        <w:t>↓</w:t>
+      </w:r>
+    </w:p>
+    <w:p>
+      <w:pPr>
+        <w:ind w:left="720"/>
+        <w:rPr>
+          <w:lang w:val="fr-FR"/>
+        </w:rPr>
+      </w:pPr>
+    </w:p>
+    <w:p>
+      <w:pPr>
+        <w:ind w:left="720"/>
+        <w:rPr>
+          <w:lang w:val="fr-FR"/>
+        </w:rPr>
+      </w:pPr>
+      <w:r>
+        <w:rPr>
+          <w:lang w:val="fr-FR"/>
+        </w:rPr>
+        <w:t>Envoyer la requête</w:t>
+      </w:r>
+    </w:p>
+    <w:p>
+      <w:pPr>
+        <w:ind w:left="720"/>
+        <w:rPr>
+          <w:lang w:val="fr-FR"/>
+        </w:rPr>
+      </w:pPr>
+    </w:p>
+    <w:p>
+      <w:pPr>
+        <w:ind w:left="720"/>
+        <w:rPr>
+          <w:lang w:val="fr-FR"/>
+        </w:rPr>
+      </w:pPr>
+      <w:r>
+        <w:rPr>
+          <w:lang w:val="fr-FR"/>
+        </w:rPr>
+        <w:t>↓</w:t>
+      </w:r>
+    </w:p>
+    <w:p>
+      <w:pPr>
+        <w:ind w:left="720"/>
+        <w:rPr>
+          <w:lang w:val="fr-FR"/>
+        </w:rPr>
+      </w:pPr>
+    </w:p>
+    <w:p>
+      <w:pPr>
+        <w:ind w:left="720"/>
+        <w:rPr>
+          <w:lang w:val="fr-FR"/>
+        </w:rPr>
+      </w:pPr>
+      <w:r>
+        <w:rPr>
+          <w:lang w:val="fr-FR"/>
+        </w:rPr>
+        <w:t>Attendre la réponse</w:t>
+      </w:r>
+    </w:p>
+    <w:p>
+      <w:pPr>
+        <w:ind w:left="720"/>
+        <w:rPr>
+          <w:lang w:val="fr-FR"/>
+        </w:rPr>
+      </w:pPr>
+    </w:p>
+    <w:p>
+      <w:pPr>
+        <w:ind w:left="720"/>
+        <w:rPr>
+          <w:lang w:val="fr-FR"/>
+        </w:rPr>
+      </w:pPr>
+      <w:r>
+        <w:rPr>
+          <w:lang w:val="fr-FR"/>
+        </w:rPr>
+        <w:t>↓</w:t>
+      </w:r>
+    </w:p>
+    <w:p>
+      <w:pPr>
+        <w:ind w:left="720"/>
+        <w:rPr>
+          <w:lang w:val="fr-FR"/>
+        </w:rPr>
+      </w:pPr>
+    </w:p>
+    <w:p>
+      <w:pPr>
+        <w:ind w:left="720"/>
+        <w:rPr>
+          <w:lang w:val="fr-FR"/>
+        </w:rPr>
+      </w:pPr>
+      <w:r>
+        <w:rPr>
+          <w:lang w:val="fr-FR"/>
+        </w:rPr>
+        <w:t>Retourner la réponse</w:t>
+      </w:r>
+    </w:p>
+    <w:p>
+      <w:pPr>
+        <w:ind w:left="720"/>
+        <w:rPr>
+          <w:lang w:val="fr-FR"/>
+        </w:rPr>
+      </w:pPr>
+      <w:r>
+        <w:rPr>
+          <w:lang w:val="fr-FR"/>
+        </w:rPr>
         <w:lastRenderedPageBreak/>
-        <w:t>Question utilisateur</w:t>
-      </w:r>
-    </w:p>
-    <w:p>
-      <w:pPr>
-        <w:ind w:left="720"/>
-        <w:rPr>
-          <w:lang w:val="fr-FR"/>
-        </w:rPr>
-      </w:pPr>
-    </w:p>
-    <w:p>
-      <w:pPr>
-        <w:ind w:left="720"/>
-        <w:rPr>
-          <w:lang w:val="fr-FR"/>
-        </w:rPr>
-      </w:pPr>
-      <w:r>
-        <w:rPr>
-          <w:lang w:val="fr-FR"/>
-        </w:rPr>
-        <w:t>↓</w:t>
-      </w:r>
-    </w:p>
-    <w:p>
-      <w:pPr>
-        <w:ind w:left="720"/>
-        <w:rPr>
-          <w:lang w:val="fr-FR"/>
-        </w:rPr>
-      </w:pPr>
-    </w:p>
-    <w:p>
-      <w:pPr>
-        <w:ind w:left="720"/>
-        <w:rPr>
-          <w:lang w:val="fr-FR"/>
-        </w:rPr>
-      </w:pPr>
-      <w:r>
-        <w:rPr>
-          <w:lang w:val="fr-FR"/>
-        </w:rPr>
-        <w:t>Choisir le modèle</w:t>
-      </w:r>
-    </w:p>
-    <w:p>
-      <w:pPr>
-        <w:ind w:left="720"/>
-        <w:rPr>
-          <w:lang w:val="fr-FR"/>
-        </w:rPr>
-      </w:pPr>
-    </w:p>
-    <w:p>
-      <w:pPr>
-        <w:ind w:left="720"/>
-        <w:rPr>
-          <w:lang w:val="fr-FR"/>
-        </w:rPr>
-      </w:pPr>
-      <w:r>
-        <w:rPr>
-          <w:lang w:val="fr-FR"/>
-        </w:rPr>
-        <w:t>↓</w:t>
-      </w:r>
-    </w:p>
-    <w:p>
-      <w:pPr>
-        <w:ind w:left="720"/>
-        <w:rPr>
-          <w:lang w:val="fr-FR"/>
-        </w:rPr>
-      </w:pPr>
-    </w:p>
-    <w:p>
-      <w:pPr>
-        <w:ind w:left="720"/>
-        <w:rPr>
-          <w:lang w:val="fr-FR"/>
-        </w:rPr>
-      </w:pPr>
-      <w:r>
-        <w:rPr>
-          <w:lang w:val="fr-FR"/>
-        </w:rPr>
-        <w:t>Envoyer la requête</w:t>
-      </w:r>
-    </w:p>
-    <w:p>
-      <w:pPr>
-        <w:ind w:left="720"/>
-        <w:rPr>
-          <w:lang w:val="fr-FR"/>
-        </w:rPr>
-      </w:pPr>
-    </w:p>
-    <w:p>
-      <w:pPr>
-        <w:ind w:left="720"/>
-        <w:rPr>
-          <w:lang w:val="fr-FR"/>
-        </w:rPr>
-      </w:pPr>
-      <w:r>
-        <w:rPr>
-          <w:lang w:val="fr-FR"/>
-        </w:rPr>
-        <w:t>↓</w:t>
-      </w:r>
-    </w:p>
-    <w:p>
-      <w:pPr>
-        <w:ind w:left="720"/>
-        <w:rPr>
-          <w:lang w:val="fr-FR"/>
-        </w:rPr>
-      </w:pPr>
-    </w:p>
-    <w:p>
-      <w:pPr>
-        <w:ind w:left="720"/>
-        <w:rPr>
-          <w:lang w:val="fr-FR"/>
-        </w:rPr>
-      </w:pPr>
-      <w:r>
-        <w:rPr>
-          <w:lang w:val="fr-FR"/>
-        </w:rPr>
-        <w:t>Attendre la réponse</w:t>
-      </w:r>
-    </w:p>
-    <w:p>
-      <w:pPr>
-        <w:ind w:left="720"/>
-        <w:rPr>
-          <w:lang w:val="fr-FR"/>
-        </w:rPr>
-      </w:pPr>
-    </w:p>
-    <w:p>
-      <w:pPr>
-        <w:ind w:left="720"/>
-        <w:rPr>
-          <w:lang w:val="fr-FR"/>
-        </w:rPr>
-      </w:pPr>
-      <w:r>
-        <w:rPr>
-          <w:lang w:val="fr-FR"/>
-        </w:rPr>
-        <w:t>↓</w:t>
-      </w:r>
-    </w:p>
-    <w:p>
-      <w:pPr>
-        <w:ind w:left="720"/>
-        <w:rPr>
-          <w:lang w:val="fr-FR"/>
-        </w:rPr>
-      </w:pPr>
-    </w:p>
-    <w:p>
-      <w:pPr>
-        <w:ind w:left="720"/>
-        <w:rPr>
-          <w:lang w:val="fr-FR"/>
-        </w:rPr>
-      </w:pPr>
-      <w:r>
-        <w:rPr>
-          <w:lang w:val="fr-FR"/>
-        </w:rPr>
-        <w:t>Retourner la réponse</w:t>
-      </w:r>
-    </w:p>
-    <w:p>
-      <w:pPr>
-        <w:ind w:left="720"/>
-        <w:rPr>
-          <w:lang w:val="fr-FR"/>
-        </w:rPr>
-      </w:pPr>
-      <w:r>
-        <w:rPr>
-          <w:lang w:val="fr-FR"/>
-        </w:rPr>
         <w:t>Elle gère aussi :</w:t>
       </w:r>
     </w:p>
@@ -16121,6 +16236,7 @@
         <w:rPr>
           <w:lang w:val="fr-FR"/>
         </w:rPr>
+        <w:lastRenderedPageBreak/>
         <w:t>Il détecte :</w:t>
       </w:r>
     </w:p>
@@ -16261,7 +16377,6 @@
         <w:rPr>
           <w:lang w:val="fr-FR"/>
         </w:rPr>
-        <w:lastRenderedPageBreak/>
         <w:t>Quelques heures plus tard :</w:t>
       </w:r>
     </w:p>
@@ -16476,6 +16591,7 @@
         <w:rPr>
           <w:lang w:val="fr-FR"/>
         </w:rPr>
+        <w:lastRenderedPageBreak/>
         <w:t>On voit d'ailleurs qu'il est entraîné avec :</w:t>
       </w:r>
     </w:p>
@@ -16602,7 +16718,6 @@
         <w:rPr>
           <w:lang w:val="fr-FR"/>
         </w:rPr>
-        <w:lastRenderedPageBreak/>
         <w:t>_vanna_entrainer_schema()</w:t>
       </w:r>
     </w:p>
@@ -16777,6 +16892,7 @@
         <w:rPr>
           <w:lang w:val="fr-FR"/>
         </w:rPr>
+        <w:lastRenderedPageBreak/>
         <w:t>Ensuite tu fournis énormément d'exemples :</w:t>
       </w:r>
     </w:p>
@@ -16853,7 +16969,6 @@
         <w:ind w:left="720"/>
       </w:pPr>
       <w:r>
-        <w:lastRenderedPageBreak/>
         <w:t>Factures impayées</w:t>
       </w:r>
     </w:p>
@@ -17038,6 +17153,7 @@
         <w:rPr>
           <w:lang w:val="fr-FR"/>
         </w:rPr>
+        <w:lastRenderedPageBreak/>
         <w:t>ACTIONS_ECRITURE</w:t>
       </w:r>
     </w:p>
@@ -17132,7 +17248,6 @@
         <w:rPr>
           <w:lang w:val="fr-FR"/>
         </w:rPr>
-        <w:lastRenderedPageBreak/>
         <w:t>Pour la base documentaire.</w:t>
       </w:r>
     </w:p>
@@ -17339,6 +17454,7 @@
         <w:ind w:left="720"/>
       </w:pPr>
       <w:r>
+        <w:lastRenderedPageBreak/>
         <w:pict w14:anchorId="5011DB28">
           <v:rect id="_x0000_i1122" style="width:0;height:1.5pt" o:hralign="center" o:hrstd="t" o:hr="t" fillcolor="#a0a0a0" stroked="f"/>
         </w:pict>
@@ -17457,7 +17573,6 @@
         <w:ind w:left="720"/>
       </w:pPr>
       <w:r>
-        <w:lastRenderedPageBreak/>
         <w:pict w14:anchorId="2F2A7403">
           <v:rect id="_x0000_i1124" style="width:0;height:1.5pt" o:hralign="center" o:hrstd="t" o:hr="t" fillcolor="#a0a0a0" stroked="f"/>
         </w:pict>
@@ -17854,6 +17969,7 @@
         <w:rPr>
           <w:lang w:val="fr-FR"/>
         </w:rPr>
+        <w:lastRenderedPageBreak/>
         <w:t xml:space="preserve">      │      • Base de connaissances (RAG)</w:t>
       </w:r>
     </w:p>
@@ -18013,14 +18129,7 @@
         <w:rPr>
           <w:lang w:val="fr-FR"/>
         </w:rPr>
-        <w:t xml:space="preserve"> les différents modules </w:t>
-      </w:r>
-      <w:r>
-        <w:rPr>
-          <w:lang w:val="fr-FR"/>
-        </w:rPr>
-        <w:lastRenderedPageBreak/>
-        <w:t>(classification, mémoire, extraction d'entités, génération SQL, création de documents, recherche documentaire, etc.) et choisit le bon chemin d'exécution pour répondre à chaque demande.</w:t>
+        <w:t xml:space="preserve"> les différents modules (classification, mémoire, extraction d'entités, génération SQL, création de documents, recherche documentaire, etc.) et choisit le bon chemin d'exécution pour répondre à chaque demande.</w:t>
       </w:r>
     </w:p>
     <w:p>
@@ -18916,6 +19025,119 @@
     </w:lvl>
   </w:abstractNum>
   <w:abstractNum w:abstractNumId="6" w15:restartNumberingAfterBreak="0">
+    <w:nsid w:val="1F2A4C1A"/>
+    <w:multiLevelType w:val="multilevel"/>
+    <w:tmpl w:val="A71AFBE6"/>
+    <w:lvl w:ilvl="0">
+      <w:start w:val="1"/>
+      <w:numFmt w:val="decimal"/>
+      <w:lvlText w:val="%1."/>
+      <w:lvlJc w:val="left"/>
+      <w:pPr>
+        <w:tabs>
+          <w:tab w:val="num" w:pos="720"/>
+        </w:tabs>
+        <w:ind w:left="720" w:hanging="360"/>
+      </w:pPr>
+    </w:lvl>
+    <w:lvl w:ilvl="1" w:tentative="1">
+      <w:start w:val="1"/>
+      <w:numFmt w:val="decimal"/>
+      <w:lvlText w:val="%2."/>
+      <w:lvlJc w:val="left"/>
+      <w:pPr>
+        <w:tabs>
+          <w:tab w:val="num" w:pos="1440"/>
+        </w:tabs>
+        <w:ind w:left="1440" w:hanging="360"/>
+      </w:pPr>
+    </w:lvl>
+    <w:lvl w:ilvl="2" w:tentative="1">
+      <w:start w:val="1"/>
+      <w:numFmt w:val="decimal"/>
+      <w:lvlText w:val="%3."/>
+      <w:lvlJc w:val="left"/>
+      <w:pPr>
+        <w:tabs>
+          <w:tab w:val="num" w:pos="2160"/>
+        </w:tabs>
+        <w:ind w:left="2160" w:hanging="360"/>
+      </w:pPr>
+    </w:lvl>
+    <w:lvl w:ilvl="3" w:tentative="1">
+      <w:start w:val="1"/>
+      <w:numFmt w:val="decimal"/>
+      <w:lvlText w:val="%4."/>
+      <w:lvlJc w:val="left"/>
+      <w:pPr>
+        <w:tabs>
+          <w:tab w:val="num" w:pos="2880"/>
+        </w:tabs>
+        <w:ind w:left="2880" w:hanging="360"/>
+      </w:pPr>
+    </w:lvl>
+    <w:lvl w:ilvl="4" w:tentative="1">
+      <w:start w:val="1"/>
+      <w:numFmt w:val="decimal"/>
+      <w:lvlText w:val="%5."/>
+      <w:lvlJc w:val="left"/>
+      <w:pPr>
+        <w:tabs>
+          <w:tab w:val="num" w:pos="3600"/>
+        </w:tabs>
+        <w:ind w:left="3600" w:hanging="360"/>
+      </w:pPr>
+    </w:lvl>
+    <w:lvl w:ilvl="5" w:tentative="1">
+      <w:start w:val="1"/>
+      <w:numFmt w:val="decimal"/>
+      <w:lvlText w:val="%6."/>
+      <w:lvlJc w:val="left"/>
+      <w:pPr>
+        <w:tabs>
+          <w:tab w:val="num" w:pos="4320"/>
+        </w:tabs>
+        <w:ind w:left="4320" w:hanging="360"/>
+      </w:pPr>
+    </w:lvl>
+    <w:lvl w:ilvl="6" w:tentative="1">
+      <w:start w:val="1"/>
+      <w:numFmt w:val="decimal"/>
+      <w:lvlText w:val="%7."/>
+      <w:lvlJc w:val="left"/>
+      <w:pPr>
+        <w:tabs>
+          <w:tab w:val="num" w:pos="5040"/>
+        </w:tabs>
+        <w:ind w:left="5040" w:hanging="360"/>
+      </w:pPr>
+    </w:lvl>
+    <w:lvl w:ilvl="7" w:tentative="1">
+      <w:start w:val="1"/>
+      <w:numFmt w:val="decimal"/>
+      <w:lvlText w:val="%8."/>
+      <w:lvlJc w:val="left"/>
+      <w:pPr>
+        <w:tabs>
+          <w:tab w:val="num" w:pos="5760"/>
+        </w:tabs>
+        <w:ind w:left="5760" w:hanging="360"/>
+      </w:pPr>
+    </w:lvl>
+    <w:lvl w:ilvl="8" w:tentative="1">
+      <w:start w:val="1"/>
+      <w:numFmt w:val="decimal"/>
+      <w:lvlText w:val="%9."/>
+      <w:lvlJc w:val="left"/>
+      <w:pPr>
+        <w:tabs>
+          <w:tab w:val="num" w:pos="6480"/>
+        </w:tabs>
+        <w:ind w:left="6480" w:hanging="360"/>
+      </w:pPr>
+    </w:lvl>
+  </w:abstractNum>
+  <w:abstractNum w:abstractNumId="7" w15:restartNumberingAfterBreak="0">
     <w:nsid w:val="21417F8D"/>
     <w:multiLevelType w:val="multilevel"/>
     <w:tmpl w:val="572E1BF6"/>
@@ -19028,7 +19250,7 @@
       </w:pPr>
     </w:lvl>
   </w:abstractNum>
-  <w:abstractNum w:abstractNumId="7" w15:restartNumberingAfterBreak="0">
+  <w:abstractNum w:abstractNumId="8" w15:restartNumberingAfterBreak="0">
     <w:nsid w:val="24C67B54"/>
     <w:multiLevelType w:val="multilevel"/>
     <w:tmpl w:val="1B18D71C"/>
@@ -19177,7 +19399,7 @@
       </w:rPr>
     </w:lvl>
   </w:abstractNum>
-  <w:abstractNum w:abstractNumId="8" w15:restartNumberingAfterBreak="0">
+  <w:abstractNum w:abstractNumId="9" w15:restartNumberingAfterBreak="0">
     <w:nsid w:val="2765165B"/>
     <w:multiLevelType w:val="multilevel"/>
     <w:tmpl w:val="B838E3A8"/>
@@ -19326,7 +19548,7 @@
       </w:rPr>
     </w:lvl>
   </w:abstractNum>
-  <w:abstractNum w:abstractNumId="9" w15:restartNumberingAfterBreak="0">
+  <w:abstractNum w:abstractNumId="10" w15:restartNumberingAfterBreak="0">
     <w:nsid w:val="28311295"/>
     <w:multiLevelType w:val="multilevel"/>
     <w:tmpl w:val="29C4C2CA"/>
@@ -19475,7 +19697,7 @@
       </w:rPr>
     </w:lvl>
   </w:abstractNum>
-  <w:abstractNum w:abstractNumId="10" w15:restartNumberingAfterBreak="0">
+  <w:abstractNum w:abstractNumId="11" w15:restartNumberingAfterBreak="0">
     <w:nsid w:val="2FE645C2"/>
     <w:multiLevelType w:val="multilevel"/>
     <w:tmpl w:val="E2C2BB60"/>
@@ -19624,7 +19846,7 @@
       </w:rPr>
     </w:lvl>
   </w:abstractNum>
-  <w:abstractNum w:abstractNumId="11" w15:restartNumberingAfterBreak="0">
+  <w:abstractNum w:abstractNumId="12" w15:restartNumberingAfterBreak="0">
     <w:nsid w:val="317223E7"/>
     <w:multiLevelType w:val="multilevel"/>
     <w:tmpl w:val="2B48CF20"/>
@@ -19773,7 +19995,7 @@
       </w:rPr>
     </w:lvl>
   </w:abstractNum>
-  <w:abstractNum w:abstractNumId="12" w15:restartNumberingAfterBreak="0">
+  <w:abstractNum w:abstractNumId="13" w15:restartNumberingAfterBreak="0">
     <w:nsid w:val="31B0745D"/>
     <w:multiLevelType w:val="multilevel"/>
     <w:tmpl w:val="D5C8D146"/>
@@ -19922,7 +20144,7 @@
       </w:rPr>
     </w:lvl>
   </w:abstractNum>
-  <w:abstractNum w:abstractNumId="13" w15:restartNumberingAfterBreak="0">
+  <w:abstractNum w:abstractNumId="14" w15:restartNumberingAfterBreak="0">
     <w:nsid w:val="3DA769DE"/>
     <w:multiLevelType w:val="multilevel"/>
     <w:tmpl w:val="69A2D0D8"/>
@@ -20035,7 +20257,7 @@
       </w:pPr>
     </w:lvl>
   </w:abstractNum>
-  <w:abstractNum w:abstractNumId="14" w15:restartNumberingAfterBreak="0">
+  <w:abstractNum w:abstractNumId="15" w15:restartNumberingAfterBreak="0">
     <w:nsid w:val="4C646725"/>
     <w:multiLevelType w:val="multilevel"/>
     <w:tmpl w:val="89DAD8D6"/>
@@ -20184,7 +20406,7 @@
       </w:rPr>
     </w:lvl>
   </w:abstractNum>
-  <w:abstractNum w:abstractNumId="15" w15:restartNumberingAfterBreak="0">
+  <w:abstractNum w:abstractNumId="16" w15:restartNumberingAfterBreak="0">
     <w:nsid w:val="6DA46F46"/>
     <w:multiLevelType w:val="multilevel"/>
     <w:tmpl w:val="3E90A91A"/>
@@ -20333,7 +20555,7 @@
       </w:rPr>
     </w:lvl>
   </w:abstractNum>
-  <w:abstractNum w:abstractNumId="16" w15:restartNumberingAfterBreak="0">
+  <w:abstractNum w:abstractNumId="17" w15:restartNumberingAfterBreak="0">
     <w:nsid w:val="7D5861F7"/>
     <w:multiLevelType w:val="multilevel"/>
     <w:tmpl w:val="1D86E9DC"/>
@@ -20486,25 +20708,25 @@
     <w:abstractNumId w:val="1"/>
   </w:num>
   <w:num w:numId="2" w16cid:durableId="363600153">
-    <w:abstractNumId w:val="16"/>
+    <w:abstractNumId w:val="17"/>
   </w:num>
   <w:num w:numId="3" w16cid:durableId="1463308220">
     <w:abstractNumId w:val="4"/>
   </w:num>
   <w:num w:numId="4" w16cid:durableId="204371816">
-    <w:abstractNumId w:val="12"/>
+    <w:abstractNumId w:val="13"/>
   </w:num>
   <w:num w:numId="5" w16cid:durableId="382143358">
-    <w:abstractNumId w:val="8"/>
+    <w:abstractNumId w:val="9"/>
   </w:num>
   <w:num w:numId="6" w16cid:durableId="767316757">
     <w:abstractNumId w:val="0"/>
   </w:num>
   <w:num w:numId="7" w16cid:durableId="2009168138">
-    <w:abstractNumId w:val="6"/>
+    <w:abstractNumId w:val="7"/>
   </w:num>
   <w:num w:numId="8" w16cid:durableId="215161510">
-    <w:abstractNumId w:val="14"/>
+    <w:abstractNumId w:val="15"/>
   </w:num>
   <w:num w:numId="9" w16cid:durableId="1714649239">
     <w:abstractNumId w:val="3"/>
@@ -20516,22 +20738,25 @@
     <w:abstractNumId w:val="5"/>
   </w:num>
   <w:num w:numId="12" w16cid:durableId="72361123">
-    <w:abstractNumId w:val="7"/>
+    <w:abstractNumId w:val="8"/>
   </w:num>
   <w:num w:numId="13" w16cid:durableId="1350989055">
-    <w:abstractNumId w:val="13"/>
+    <w:abstractNumId w:val="14"/>
   </w:num>
   <w:num w:numId="14" w16cid:durableId="1190215893">
+    <w:abstractNumId w:val="12"/>
+  </w:num>
+  <w:num w:numId="15" w16cid:durableId="1525049278">
+    <w:abstractNumId w:val="16"/>
+  </w:num>
+  <w:num w:numId="16" w16cid:durableId="1612543858">
     <w:abstractNumId w:val="11"/>
   </w:num>
-  <w:num w:numId="15" w16cid:durableId="1525049278">
-    <w:abstractNumId w:val="15"/>
-  </w:num>
-  <w:num w:numId="16" w16cid:durableId="1612543858">
+  <w:num w:numId="17" w16cid:durableId="457770318">
     <w:abstractNumId w:val="10"/>
   </w:num>
-  <w:num w:numId="17" w16cid:durableId="457770318">
-    <w:abstractNumId w:val="9"/>
+  <w:num w:numId="18" w16cid:durableId="900217897">
+    <w:abstractNumId w:val="6"/>
   </w:num>
 </w:numbering>
 </file>
@@ -21139,7 +21364,6 @@
   <w:style w:type="character" w:default="1" w:styleId="DefaultParagraphFont">
     <w:name w:val="Default Paragraph Font"/>
     <w:uiPriority w:val="1"/>
-    <w:semiHidden/>
     <w:unhideWhenUsed/>
   </w:style>
   <w:style w:type="table" w:default="1" w:styleId="TableNormal">
